--- a/DOCUMENTACION/AVANZE MODULOS 8-11.docx
+++ b/DOCUMENTACION/AVANZE MODULOS 8-11.docx
@@ -1,6 +1,6 @@
 
 <file path=word/document.xml><?xml version="1.0" encoding="utf-8"?>
-<w:document xmlns:wpc="http://schemas.microsoft.com/office/word/2010/wordprocessingCanvas" xmlns:cx="http://schemas.microsoft.com/office/drawing/2014/chartex" xmlns:cx1="http://schemas.microsoft.com/office/drawing/2015/9/8/chartex" xmlns:cx2="http://schemas.microsoft.com/office/drawing/2015/10/21/chartex" xmlns:cx3="http://schemas.microsoft.com/office/drawing/2016/5/9/chartex" xmlns:cx4="http://schemas.microsoft.com/office/drawing/2016/5/10/chartex" xmlns:cx5="http://schemas.microsoft.com/office/drawing/2016/5/11/chartex" xmlns:cx6="http://schemas.microsoft.com/office/drawing/2016/5/12/chartex" xmlns:cx7="http://schemas.microsoft.com/office/drawing/2016/5/13/chartex" xmlns:cx8="http://schemas.microsoft.com/office/drawing/2016/5/14/chartex" xmlns:mc="http://schemas.openxmlformats.org/markup-compatibility/2006" xmlns:aink="http://schemas.microsoft.com/office/drawing/2016/ink" xmlns:am3d="http://schemas.microsoft.com/office/drawing/2017/model3d" xmlns:o="urn:schemas-microsoft-com:office:office" xmlns:oel="http://schemas.microsoft.com/office/2019/extlst" xmlns:r="http://schemas.openxmlformats.org/officeDocument/2006/relationships" xmlns:m="http://schemas.openxmlformats.org/officeDocument/2006/math" xmlns:v="urn:schemas-microsoft-com:vml" xmlns:wp14="http://schemas.microsoft.com/office/word/2010/wordprocessingDrawing" xmlns:wp="http://schemas.openxmlformats.org/drawingml/2006/wordprocessingDrawing" xmlns:w10="urn:schemas-microsoft-com:office:word" xmlns:w="http://schemas.openxmlformats.org/wordprocessingml/2006/main" xmlns:w14="http://schemas.microsoft.com/office/word/2010/wordml" xmlns:w15="http://schemas.microsoft.com/office/word/2012/wordml" xmlns:w16cex="http://schemas.microsoft.com/office/word/2018/wordml/cex" xmlns:w16cid="http://schemas.microsoft.com/office/word/2016/wordml/cid" xmlns:w16="http://schemas.microsoft.com/office/word/2018/wordml" xmlns:w16sdtdh="http://schemas.microsoft.com/office/word/2020/wordml/sdtdatahash" xmlns:w16se="http://schemas.microsoft.com/office/word/2015/wordml/symex" xmlns:wpg="http://schemas.microsoft.com/office/word/2010/wordprocessingGroup" xmlns:wpi="http://schemas.microsoft.com/office/word/2010/wordprocessingInk" xmlns:wne="http://schemas.microsoft.com/office/word/2006/wordml" xmlns:wps="http://schemas.microsoft.com/office/word/2010/wordprocessingShape" mc:Ignorable="w14 w15 w16se w16cid w16 w16cex w16sdtdh wp14">
+<w:document xmlns:wpc="http://schemas.microsoft.com/office/word/2010/wordprocessingCanvas" xmlns:cx="http://schemas.microsoft.com/office/drawing/2014/chartex" xmlns:cx1="http://schemas.microsoft.com/office/drawing/2015/9/8/chartex" xmlns:cx2="http://schemas.microsoft.com/office/drawing/2015/10/21/chartex" xmlns:cx3="http://schemas.microsoft.com/office/drawing/2016/5/9/chartex" xmlns:cx4="http://schemas.microsoft.com/office/drawing/2016/5/10/chartex" xmlns:cx5="http://schemas.microsoft.com/office/drawing/2016/5/11/chartex" xmlns:cx6="http://schemas.microsoft.com/office/drawing/2016/5/12/chartex" xmlns:cx7="http://schemas.microsoft.com/office/drawing/2016/5/13/chartex" xmlns:cx8="http://schemas.microsoft.com/office/drawing/2016/5/14/chartex" xmlns:mc="http://schemas.openxmlformats.org/markup-compatibility/2006" xmlns:aink="http://schemas.microsoft.com/office/drawing/2016/ink" xmlns:am3d="http://schemas.microsoft.com/office/drawing/2017/model3d" xmlns:o="urn:schemas-microsoft-com:office:office" xmlns:oel="http://schemas.microsoft.com/office/2019/extlst" xmlns:r="http://schemas.openxmlformats.org/officeDocument/2006/relationships" xmlns:m="http://schemas.openxmlformats.org/officeDocument/2006/math" xmlns:v="urn:schemas-microsoft-com:vml" xmlns:wp14="http://schemas.microsoft.com/office/word/2010/wordprocessingDrawing" xmlns:wp="http://schemas.openxmlformats.org/drawingml/2006/wordprocessingDrawing" xmlns:w10="urn:schemas-microsoft-com:office:word" xmlns:w="http://schemas.openxmlformats.org/wordprocessingml/2006/main" xmlns:w14="http://schemas.microsoft.com/office/word/2010/wordml" xmlns:w15="http://schemas.microsoft.com/office/word/2012/wordml" xmlns:w16cex="http://schemas.microsoft.com/office/word/2018/wordml/cex" xmlns:w16cid="http://schemas.microsoft.com/office/word/2016/wordml/cid" xmlns:w16="http://schemas.microsoft.com/office/word/2018/wordml" xmlns:w16du="http://schemas.microsoft.com/office/word/2023/wordml/word16du" xmlns:w16sdtdh="http://schemas.microsoft.com/office/word/2020/wordml/sdtdatahash" xmlns:w16sdtfl="http://schemas.microsoft.com/office/word/2024/wordml/sdtformatlock" xmlns:w16se="http://schemas.microsoft.com/office/word/2015/wordml/symex" xmlns:wpg="http://schemas.microsoft.com/office/word/2010/wordprocessingGroup" xmlns:wpi="http://schemas.microsoft.com/office/word/2010/wordprocessingInk" xmlns:wne="http://schemas.microsoft.com/office/word/2006/wordml" xmlns:wps="http://schemas.microsoft.com/office/word/2010/wordprocessingShape" mc:Ignorable="w14 w15 w16se w16cid w16 w16cex w16sdtdh w16sdtfl w16du wp14">
   <w:body>
     <w:p>
       <w:pPr>
@@ -4620,6 +4620,31 @@
         <w:t>setx HTTPS_PROXY "http://proxy2.muni:3130"</w:t>
       </w:r>
     </w:p>
+    <w:p/>
+    <w:p/>
+    <w:p/>
+    <w:p>
+      <w:r>
+        <w:t>FFMPEG_BINARIES="C:\\ffmeg\\bin\\ffmpeg.exe"</w:t>
+      </w:r>
+    </w:p>
+    <w:p>
+      <w:r>
+        <w:t>FFPROBE_BINARIES="C:\\ffmeg\\bin\\ffprobe.exe"</w:t>
+      </w:r>
+    </w:p>
+    <w:p/>
+    <w:p/>
+    <w:p>
+      <w:r>
+        <w:t>php artisan make:event VideoUploaded</w:t>
+      </w:r>
+    </w:p>
+    <w:p>
+      <w:r>
+        <w:t>php artisan make:listener VideoUploaded\ProcessLessonVideo</w:t>
+      </w:r>
+    </w:p>
     <w:sectPr>
       <w:pgSz w:w="12240" w:h="15840"/>
       <w:pgMar w:top="1417" w:right="1701" w:bottom="1417" w:left="1701" w:header="708" w:footer="708" w:gutter="0"/>
@@ -4631,7 +4656,7 @@
 </file>
 
 <file path=word/endnotes.xml><?xml version="1.0" encoding="utf-8"?>
-<w:endnotes xmlns:wpc="http://schemas.microsoft.com/office/word/2010/wordprocessingCanvas" xmlns:cx="http://schemas.microsoft.com/office/drawing/2014/chartex" xmlns:cx1="http://schemas.microsoft.com/office/drawing/2015/9/8/chartex" xmlns:cx2="http://schemas.microsoft.com/office/drawing/2015/10/21/chartex" xmlns:cx3="http://schemas.microsoft.com/office/drawing/2016/5/9/chartex" xmlns:cx4="http://schemas.microsoft.com/office/drawing/2016/5/10/chartex" xmlns:cx5="http://schemas.microsoft.com/office/drawing/2016/5/11/chartex" xmlns:cx6="http://schemas.microsoft.com/office/drawing/2016/5/12/chartex" xmlns:cx7="http://schemas.microsoft.com/office/drawing/2016/5/13/chartex" xmlns:cx8="http://schemas.microsoft.com/office/drawing/2016/5/14/chartex" xmlns:mc="http://schemas.openxmlformats.org/markup-compatibility/2006" xmlns:aink="http://schemas.microsoft.com/office/drawing/2016/ink" xmlns:am3d="http://schemas.microsoft.com/office/drawing/2017/model3d" xmlns:o="urn:schemas-microsoft-com:office:office" xmlns:oel="http://schemas.microsoft.com/office/2019/extlst" xmlns:r="http://schemas.openxmlformats.org/officeDocument/2006/relationships" xmlns:m="http://schemas.openxmlformats.org/officeDocument/2006/math" xmlns:v="urn:schemas-microsoft-com:vml" xmlns:wp14="http://schemas.microsoft.com/office/word/2010/wordprocessingDrawing" xmlns:wp="http://schemas.openxmlformats.org/drawingml/2006/wordprocessingDrawing" xmlns:w10="urn:schemas-microsoft-com:office:word" xmlns:w="http://schemas.openxmlformats.org/wordprocessingml/2006/main" xmlns:w14="http://schemas.microsoft.com/office/word/2010/wordml" xmlns:w15="http://schemas.microsoft.com/office/word/2012/wordml" xmlns:w16cex="http://schemas.microsoft.com/office/word/2018/wordml/cex" xmlns:w16cid="http://schemas.microsoft.com/office/word/2016/wordml/cid" xmlns:w16="http://schemas.microsoft.com/office/word/2018/wordml" xmlns:w16sdtdh="http://schemas.microsoft.com/office/word/2020/wordml/sdtdatahash" xmlns:w16se="http://schemas.microsoft.com/office/word/2015/wordml/symex" xmlns:wpg="http://schemas.microsoft.com/office/word/2010/wordprocessingGroup" xmlns:wpi="http://schemas.microsoft.com/office/word/2010/wordprocessingInk" xmlns:wne="http://schemas.microsoft.com/office/word/2006/wordml" xmlns:wps="http://schemas.microsoft.com/office/word/2010/wordprocessingShape" mc:Ignorable="w14 w15 w16se w16cid w16 w16cex w16sdtdh wp14">
+<w:endnotes xmlns:wpc="http://schemas.microsoft.com/office/word/2010/wordprocessingCanvas" xmlns:cx="http://schemas.microsoft.com/office/drawing/2014/chartex" xmlns:cx1="http://schemas.microsoft.com/office/drawing/2015/9/8/chartex" xmlns:cx2="http://schemas.microsoft.com/office/drawing/2015/10/21/chartex" xmlns:cx3="http://schemas.microsoft.com/office/drawing/2016/5/9/chartex" xmlns:cx4="http://schemas.microsoft.com/office/drawing/2016/5/10/chartex" xmlns:cx5="http://schemas.microsoft.com/office/drawing/2016/5/11/chartex" xmlns:cx6="http://schemas.microsoft.com/office/drawing/2016/5/12/chartex" xmlns:cx7="http://schemas.microsoft.com/office/drawing/2016/5/13/chartex" xmlns:cx8="http://schemas.microsoft.com/office/drawing/2016/5/14/chartex" xmlns:mc="http://schemas.openxmlformats.org/markup-compatibility/2006" xmlns:aink="http://schemas.microsoft.com/office/drawing/2016/ink" xmlns:am3d="http://schemas.microsoft.com/office/drawing/2017/model3d" xmlns:o="urn:schemas-microsoft-com:office:office" xmlns:oel="http://schemas.microsoft.com/office/2019/extlst" xmlns:r="http://schemas.openxmlformats.org/officeDocument/2006/relationships" xmlns:m="http://schemas.openxmlformats.org/officeDocument/2006/math" xmlns:v="urn:schemas-microsoft-com:vml" xmlns:wp14="http://schemas.microsoft.com/office/word/2010/wordprocessingDrawing" xmlns:wp="http://schemas.openxmlformats.org/drawingml/2006/wordprocessingDrawing" xmlns:w10="urn:schemas-microsoft-com:office:word" xmlns:w="http://schemas.openxmlformats.org/wordprocessingml/2006/main" xmlns:w14="http://schemas.microsoft.com/office/word/2010/wordml" xmlns:w15="http://schemas.microsoft.com/office/word/2012/wordml" xmlns:w16cex="http://schemas.microsoft.com/office/word/2018/wordml/cex" xmlns:w16cid="http://schemas.microsoft.com/office/word/2016/wordml/cid" xmlns:w16="http://schemas.microsoft.com/office/word/2018/wordml" xmlns:w16du="http://schemas.microsoft.com/office/word/2023/wordml/word16du" xmlns:w16sdtdh="http://schemas.microsoft.com/office/word/2020/wordml/sdtdatahash" xmlns:w16sdtfl="http://schemas.microsoft.com/office/word/2024/wordml/sdtformatlock" xmlns:w16se="http://schemas.microsoft.com/office/word/2015/wordml/symex" xmlns:wpg="http://schemas.microsoft.com/office/word/2010/wordprocessingGroup" xmlns:wpi="http://schemas.microsoft.com/office/word/2010/wordprocessingInk" xmlns:wne="http://schemas.microsoft.com/office/word/2006/wordml" xmlns:wps="http://schemas.microsoft.com/office/word/2010/wordprocessingShape" mc:Ignorable="w14 w15 w16se w16cid w16 w16cex w16sdtdh w16sdtfl w16du wp14">
   <w:endnote w:type="separator" w:id="-1">
     <w:p>
       <w:pPr>
@@ -4656,7 +4681,7 @@
 </file>
 
 <file path=word/footnotes.xml><?xml version="1.0" encoding="utf-8"?>
-<w:footnotes xmlns:wpc="http://schemas.microsoft.com/office/word/2010/wordprocessingCanvas" xmlns:cx="http://schemas.microsoft.com/office/drawing/2014/chartex" xmlns:cx1="http://schemas.microsoft.com/office/drawing/2015/9/8/chartex" xmlns:cx2="http://schemas.microsoft.com/office/drawing/2015/10/21/chartex" xmlns:cx3="http://schemas.microsoft.com/office/drawing/2016/5/9/chartex" xmlns:cx4="http://schemas.microsoft.com/office/drawing/2016/5/10/chartex" xmlns:cx5="http://schemas.microsoft.com/office/drawing/2016/5/11/chartex" xmlns:cx6="http://schemas.microsoft.com/office/drawing/2016/5/12/chartex" xmlns:cx7="http://schemas.microsoft.com/office/drawing/2016/5/13/chartex" xmlns:cx8="http://schemas.microsoft.com/office/drawing/2016/5/14/chartex" xmlns:mc="http://schemas.openxmlformats.org/markup-compatibility/2006" xmlns:aink="http://schemas.microsoft.com/office/drawing/2016/ink" xmlns:am3d="http://schemas.microsoft.com/office/drawing/2017/model3d" xmlns:o="urn:schemas-microsoft-com:office:office" xmlns:oel="http://schemas.microsoft.com/office/2019/extlst" xmlns:r="http://schemas.openxmlformats.org/officeDocument/2006/relationships" xmlns:m="http://schemas.openxmlformats.org/officeDocument/2006/math" xmlns:v="urn:schemas-microsoft-com:vml" xmlns:wp14="http://schemas.microsoft.com/office/word/2010/wordprocessingDrawing" xmlns:wp="http://schemas.openxmlformats.org/drawingml/2006/wordprocessingDrawing" xmlns:w10="urn:schemas-microsoft-com:office:word" xmlns:w="http://schemas.openxmlformats.org/wordprocessingml/2006/main" xmlns:w14="http://schemas.microsoft.com/office/word/2010/wordml" xmlns:w15="http://schemas.microsoft.com/office/word/2012/wordml" xmlns:w16cex="http://schemas.microsoft.com/office/word/2018/wordml/cex" xmlns:w16cid="http://schemas.microsoft.com/office/word/2016/wordml/cid" xmlns:w16="http://schemas.microsoft.com/office/word/2018/wordml" xmlns:w16sdtdh="http://schemas.microsoft.com/office/word/2020/wordml/sdtdatahash" xmlns:w16se="http://schemas.microsoft.com/office/word/2015/wordml/symex" xmlns:wpg="http://schemas.microsoft.com/office/word/2010/wordprocessingGroup" xmlns:wpi="http://schemas.microsoft.com/office/word/2010/wordprocessingInk" xmlns:wne="http://schemas.microsoft.com/office/word/2006/wordml" xmlns:wps="http://schemas.microsoft.com/office/word/2010/wordprocessingShape" mc:Ignorable="w14 w15 w16se w16cid w16 w16cex w16sdtdh wp14">
+<w:footnotes xmlns:wpc="http://schemas.microsoft.com/office/word/2010/wordprocessingCanvas" xmlns:cx="http://schemas.microsoft.com/office/drawing/2014/chartex" xmlns:cx1="http://schemas.microsoft.com/office/drawing/2015/9/8/chartex" xmlns:cx2="http://schemas.microsoft.com/office/drawing/2015/10/21/chartex" xmlns:cx3="http://schemas.microsoft.com/office/drawing/2016/5/9/chartex" xmlns:cx4="http://schemas.microsoft.com/office/drawing/2016/5/10/chartex" xmlns:cx5="http://schemas.microsoft.com/office/drawing/2016/5/11/chartex" xmlns:cx6="http://schemas.microsoft.com/office/drawing/2016/5/12/chartex" xmlns:cx7="http://schemas.microsoft.com/office/drawing/2016/5/13/chartex" xmlns:cx8="http://schemas.microsoft.com/office/drawing/2016/5/14/chartex" xmlns:mc="http://schemas.openxmlformats.org/markup-compatibility/2006" xmlns:aink="http://schemas.microsoft.com/office/drawing/2016/ink" xmlns:am3d="http://schemas.microsoft.com/office/drawing/2017/model3d" xmlns:o="urn:schemas-microsoft-com:office:office" xmlns:oel="http://schemas.microsoft.com/office/2019/extlst" xmlns:r="http://schemas.openxmlformats.org/officeDocument/2006/relationships" xmlns:m="http://schemas.openxmlformats.org/officeDocument/2006/math" xmlns:v="urn:schemas-microsoft-com:vml" xmlns:wp14="http://schemas.microsoft.com/office/word/2010/wordprocessingDrawing" xmlns:wp="http://schemas.openxmlformats.org/drawingml/2006/wordprocessingDrawing" xmlns:w10="urn:schemas-microsoft-com:office:word" xmlns:w="http://schemas.openxmlformats.org/wordprocessingml/2006/main" xmlns:w14="http://schemas.microsoft.com/office/word/2010/wordml" xmlns:w15="http://schemas.microsoft.com/office/word/2012/wordml" xmlns:w16cex="http://schemas.microsoft.com/office/word/2018/wordml/cex" xmlns:w16cid="http://schemas.microsoft.com/office/word/2016/wordml/cid" xmlns:w16="http://schemas.microsoft.com/office/word/2018/wordml" xmlns:w16du="http://schemas.microsoft.com/office/word/2023/wordml/word16du" xmlns:w16sdtdh="http://schemas.microsoft.com/office/word/2020/wordml/sdtdatahash" xmlns:w16sdtfl="http://schemas.microsoft.com/office/word/2024/wordml/sdtformatlock" xmlns:w16se="http://schemas.microsoft.com/office/word/2015/wordml/symex" xmlns:wpg="http://schemas.microsoft.com/office/word/2010/wordprocessingGroup" xmlns:wpi="http://schemas.microsoft.com/office/word/2010/wordprocessingInk" xmlns:wne="http://schemas.microsoft.com/office/word/2006/wordml" xmlns:wps="http://schemas.microsoft.com/office/word/2010/wordprocessingShape" mc:Ignorable="w14 w15 w16se w16cid w16 w16cex w16sdtdh w16sdtfl w16du wp14">
   <w:footnote w:type="separator" w:id="-1">
     <w:p>
       <w:pPr>
@@ -4681,7 +4706,7 @@
 </file>
 
 <file path=word/styles.xml><?xml version="1.0" encoding="utf-8"?>
-<w:styles xmlns:mc="http://schemas.openxmlformats.org/markup-compatibility/2006" xmlns:r="http://schemas.openxmlformats.org/officeDocument/2006/relationships" xmlns:w="http://schemas.openxmlformats.org/wordprocessingml/2006/main" xmlns:w14="http://schemas.microsoft.com/office/word/2010/wordml" xmlns:w15="http://schemas.microsoft.com/office/word/2012/wordml" xmlns:w16cex="http://schemas.microsoft.com/office/word/2018/wordml/cex" xmlns:w16cid="http://schemas.microsoft.com/office/word/2016/wordml/cid" xmlns:w16="http://schemas.microsoft.com/office/word/2018/wordml" xmlns:w16sdtdh="http://schemas.microsoft.com/office/word/2020/wordml/sdtdatahash" xmlns:w16se="http://schemas.microsoft.com/office/word/2015/wordml/symex" mc:Ignorable="w14 w15 w16se w16cid w16 w16cex w16sdtdh">
+<w:styles xmlns:mc="http://schemas.openxmlformats.org/markup-compatibility/2006" xmlns:r="http://schemas.openxmlformats.org/officeDocument/2006/relationships" xmlns:w="http://schemas.openxmlformats.org/wordprocessingml/2006/main" xmlns:w14="http://schemas.microsoft.com/office/word/2010/wordml" xmlns:w15="http://schemas.microsoft.com/office/word/2012/wordml" xmlns:w16cex="http://schemas.microsoft.com/office/word/2018/wordml/cex" xmlns:w16cid="http://schemas.microsoft.com/office/word/2016/wordml/cid" xmlns:w16="http://schemas.microsoft.com/office/word/2018/wordml" xmlns:w16du="http://schemas.microsoft.com/office/word/2023/wordml/word16du" xmlns:w16sdtdh="http://schemas.microsoft.com/office/word/2020/wordml/sdtdatahash" xmlns:w16sdtfl="http://schemas.microsoft.com/office/word/2024/wordml/sdtformatlock" xmlns:w16se="http://schemas.microsoft.com/office/word/2015/wordml/symex" mc:Ignorable="w14 w15 w16se w16cid w16 w16cex w16sdtdh w16sdtfl w16du">
   <w:docDefaults>
     <w:rPrDefault>
       <w:rPr>
@@ -5283,7 +5308,6 @@
   <w:style w:type="character" w:default="1" w:styleId="Fuentedeprrafopredeter">
     <w:name w:val="Default Paragraph Font"/>
     <w:uiPriority w:val="1"/>
-    <w:semiHidden/>
     <w:unhideWhenUsed/>
   </w:style>
   <w:style w:type="table" w:default="1" w:styleId="Tablanormal">

--- a/DOCUMENTACION/AVANZE MODULOS 8-11.docx
+++ b/DOCUMENTACION/AVANZE MODULOS 8-11.docx
@@ -39,22 +39,56 @@
           <w:sz w:val="24"/>
           <w:szCs w:val="24"/>
         </w:rPr>
-        <w:t>* Verificar el comando de livewire para crear componente y Blade</w:t>
-      </w:r>
-    </w:p>
-    <w:p>
-      <w:pPr>
-        <w:rPr>
-          <w:b/>
-          <w:bCs/>
-        </w:rPr>
-      </w:pPr>
-      <w:r>
-        <w:rPr>
-          <w:b/>
-          <w:bCs/>
-        </w:rPr>
-        <w:t>* Ver como es que se actualiza solo el eliminar y todo eso el editar</w:t>
+        <w:t xml:space="preserve">* Verificar el comando de </w:t>
+      </w:r>
+      <w:proofErr w:type="spellStart"/>
+      <w:r>
+        <w:rPr>
+          <w:rFonts w:ascii="Arial" w:hAnsi="Arial" w:cs="Arial"/>
+          <w:sz w:val="24"/>
+          <w:szCs w:val="24"/>
+        </w:rPr>
+        <w:t>livewire</w:t>
+      </w:r>
+      <w:proofErr w:type="spellEnd"/>
+      <w:r>
+        <w:rPr>
+          <w:rFonts w:ascii="Arial" w:hAnsi="Arial" w:cs="Arial"/>
+          <w:sz w:val="24"/>
+          <w:szCs w:val="24"/>
+        </w:rPr>
+        <w:t xml:space="preserve"> para crear componente y Blade</w:t>
+      </w:r>
+    </w:p>
+    <w:p>
+      <w:pPr>
+        <w:rPr>
+          <w:b/>
+          <w:bCs/>
+        </w:rPr>
+      </w:pPr>
+      <w:r>
+        <w:rPr>
+          <w:b/>
+          <w:bCs/>
+        </w:rPr>
+        <w:t xml:space="preserve">* Ver </w:t>
+      </w:r>
+      <w:proofErr w:type="spellStart"/>
+      <w:r>
+        <w:rPr>
+          <w:b/>
+          <w:bCs/>
+        </w:rPr>
+        <w:t>como</w:t>
+      </w:r>
+      <w:proofErr w:type="spellEnd"/>
+      <w:r>
+        <w:rPr>
+          <w:b/>
+          <w:bCs/>
+        </w:rPr>
+        <w:t xml:space="preserve"> es que se actualiza solo el eliminar y todo eso el editar</w:t>
       </w:r>
     </w:p>
     <w:p>
@@ -91,7 +125,39 @@
         <w:ind w:firstLine="708"/>
       </w:pPr>
       <w:r>
-        <w:t>&lt;link rel="stylesheet" href="https://cdn.plyr.io/3.8.3/plyr.css" /&gt;</w:t>
+        <w:t>&lt;</w:t>
+      </w:r>
+      <w:proofErr w:type="gramStart"/>
+      <w:r>
+        <w:t>link</w:t>
+      </w:r>
+      <w:proofErr w:type="gramEnd"/>
+      <w:r>
+        <w:t xml:space="preserve"> </w:t>
+      </w:r>
+      <w:proofErr w:type="spellStart"/>
+      <w:r>
+        <w:t>rel</w:t>
+      </w:r>
+      <w:proofErr w:type="spellEnd"/>
+      <w:r>
+        <w:t>="</w:t>
+      </w:r>
+      <w:proofErr w:type="spellStart"/>
+      <w:r>
+        <w:t>stylesheet</w:t>
+      </w:r>
+      <w:proofErr w:type="spellEnd"/>
+      <w:r>
+        <w:t xml:space="preserve">" </w:t>
+      </w:r>
+      <w:proofErr w:type="spellStart"/>
+      <w:r>
+        <w:t>href</w:t>
+      </w:r>
+      <w:proofErr w:type="spellEnd"/>
+      <w:r>
+        <w:t>="https://cdn.plyr.io/3.8.3/plyr.css" /&gt;</w:t>
       </w:r>
     </w:p>
     <w:p/>
@@ -118,7 +184,39 @@
           <w:b/>
           <w:bCs/>
         </w:rPr>
-        <w:t>función del else de promotional-video para cargar el video</w:t>
+        <w:t xml:space="preserve">función del </w:t>
+      </w:r>
+      <w:proofErr w:type="spellStart"/>
+      <w:r>
+        <w:rPr>
+          <w:b/>
+          <w:bCs/>
+        </w:rPr>
+        <w:t>else</w:t>
+      </w:r>
+      <w:proofErr w:type="spellEnd"/>
+      <w:r>
+        <w:rPr>
+          <w:b/>
+          <w:bCs/>
+        </w:rPr>
+        <w:t xml:space="preserve"> de </w:t>
+      </w:r>
+      <w:proofErr w:type="spellStart"/>
+      <w:r>
+        <w:rPr>
+          <w:b/>
+          <w:bCs/>
+        </w:rPr>
+        <w:t>promotional</w:t>
+      </w:r>
+      <w:proofErr w:type="spellEnd"/>
+      <w:r>
+        <w:rPr>
+          <w:b/>
+          <w:bCs/>
+        </w:rPr>
+        <w:t>-video para cargar el video</w:t>
       </w:r>
     </w:p>
     <w:p>
@@ -158,7 +256,39 @@
         </w:tabs>
       </w:pPr>
       <w:r>
-        <w:t>                    &lt;img class="w-full aspect-video object-cover"</w:t>
+        <w:t>                    &lt;</w:t>
+      </w:r>
+      <w:proofErr w:type="spellStart"/>
+      <w:r>
+        <w:t>img</w:t>
+      </w:r>
+      <w:proofErr w:type="spellEnd"/>
+      <w:r>
+        <w:t xml:space="preserve"> </w:t>
+      </w:r>
+      <w:proofErr w:type="spellStart"/>
+      <w:r>
+        <w:t>class</w:t>
+      </w:r>
+      <w:proofErr w:type="spellEnd"/>
+      <w:r>
+        <w:t xml:space="preserve">="w-full </w:t>
+      </w:r>
+      <w:proofErr w:type="spellStart"/>
+      <w:r>
+        <w:t>aspect</w:t>
+      </w:r>
+      <w:proofErr w:type="spellEnd"/>
+      <w:r>
+        <w:t xml:space="preserve">-video </w:t>
+      </w:r>
+      <w:proofErr w:type="spellStart"/>
+      <w:r>
+        <w:t>object-cover</w:t>
+      </w:r>
+      <w:proofErr w:type="spellEnd"/>
+      <w:r>
+        <w:t>"</w:t>
       </w:r>
     </w:p>
     <w:p>
@@ -168,8 +298,39 @@
         </w:tabs>
       </w:pPr>
       <w:r>
-        <w:t>                         src="{{ $course-&gt;image }}"</w:t>
-      </w:r>
+        <w:t>                         </w:t>
+      </w:r>
+      <w:proofErr w:type="spellStart"/>
+      <w:r>
+        <w:t>src</w:t>
+      </w:r>
+      <w:proofErr w:type="spellEnd"/>
+      <w:r>
+        <w:t>="</w:t>
+      </w:r>
+      <w:proofErr w:type="gramStart"/>
+      <w:r>
+        <w:t>{{ $</w:t>
+      </w:r>
+      <w:proofErr w:type="spellStart"/>
+      <w:proofErr w:type="gramEnd"/>
+      <w:r>
+        <w:t>course</w:t>
+      </w:r>
+      <w:proofErr w:type="spellEnd"/>
+      <w:r>
+        <w:t>-&gt;</w:t>
+      </w:r>
+      <w:proofErr w:type="spellStart"/>
+      <w:proofErr w:type="gramStart"/>
+      <w:r>
+        <w:t>image</w:t>
+      </w:r>
+      <w:proofErr w:type="spellEnd"/>
+      <w:r>
+        <w:t xml:space="preserve"> }}"</w:t>
+      </w:r>
+      <w:proofErr w:type="gramEnd"/>
     </w:p>
     <w:p>
       <w:pPr>
@@ -178,7 +339,41 @@
         </w:tabs>
       </w:pPr>
       <w:r>
-        <w:t>                         alt="{{ $course-&gt;title }}"&gt;</w:t>
+        <w:t>                         </w:t>
+      </w:r>
+      <w:proofErr w:type="spellStart"/>
+      <w:r>
+        <w:t>alt</w:t>
+      </w:r>
+      <w:proofErr w:type="spellEnd"/>
+      <w:r>
+        <w:t>="</w:t>
+      </w:r>
+      <w:proofErr w:type="gramStart"/>
+      <w:r>
+        <w:t>{{ $</w:t>
+      </w:r>
+      <w:proofErr w:type="spellStart"/>
+      <w:proofErr w:type="gramEnd"/>
+      <w:r>
+        <w:t>course</w:t>
+      </w:r>
+      <w:proofErr w:type="spellEnd"/>
+      <w:r>
+        <w:t>-&gt;</w:t>
+      </w:r>
+      <w:proofErr w:type="spellStart"/>
+      <w:proofErr w:type="gramStart"/>
+      <w:r>
+        <w:t>title</w:t>
+      </w:r>
+      <w:proofErr w:type="spellEnd"/>
+      <w:r>
+        <w:t xml:space="preserve"> }}"</w:t>
+      </w:r>
+      <w:proofErr w:type="gramEnd"/>
+      <w:r>
+        <w:t>&gt;</w:t>
       </w:r>
     </w:p>
     <w:p>
@@ -240,8 +435,39 @@
           <w:tab w:val="left" w:pos="2292"/>
         </w:tabs>
       </w:pPr>
-      <w:r>
-        <w:t>php artisan make:model Goal -m</w:t>
+      <w:proofErr w:type="spellStart"/>
+      <w:r>
+        <w:t>php</w:t>
+      </w:r>
+      <w:proofErr w:type="spellEnd"/>
+      <w:r>
+        <w:t xml:space="preserve"> </w:t>
+      </w:r>
+      <w:proofErr w:type="spellStart"/>
+      <w:r>
+        <w:t>artisan</w:t>
+      </w:r>
+      <w:proofErr w:type="spellEnd"/>
+      <w:r>
+        <w:t xml:space="preserve"> </w:t>
+      </w:r>
+      <w:proofErr w:type="spellStart"/>
+      <w:proofErr w:type="gramStart"/>
+      <w:r>
+        <w:t>make:model</w:t>
+      </w:r>
+      <w:proofErr w:type="spellEnd"/>
+      <w:proofErr w:type="gramEnd"/>
+      <w:r>
+        <w:t xml:space="preserve"> </w:t>
+      </w:r>
+      <w:proofErr w:type="spellStart"/>
+      <w:r>
+        <w:t>Goal</w:t>
+      </w:r>
+      <w:proofErr w:type="spellEnd"/>
+      <w:r>
+        <w:t xml:space="preserve"> -m</w:t>
       </w:r>
     </w:p>
     <w:p>
@@ -251,8 +477,21 @@
         </w:tabs>
       </w:pPr>
       <w:r>
-        <w:t>// asignar campos en migración, campos personales y constraint key</w:t>
-      </w:r>
+        <w:t xml:space="preserve">// asignar campos en migración, campos personales y </w:t>
+      </w:r>
+      <w:proofErr w:type="spellStart"/>
+      <w:r>
+        <w:t>constraint</w:t>
+      </w:r>
+      <w:proofErr w:type="spellEnd"/>
+      <w:r>
+        <w:t xml:space="preserve"> </w:t>
+      </w:r>
+      <w:proofErr w:type="spellStart"/>
+      <w:r>
+        <w:t>key</w:t>
+      </w:r>
+      <w:proofErr w:type="spellEnd"/>
     </w:p>
     <w:p>
       <w:pPr>
@@ -261,7 +500,23 @@
         </w:tabs>
       </w:pPr>
       <w:r>
-        <w:t xml:space="preserve">// como hay llave foránea ir donde se relaciono al modelo e indicar allí que tipo de relacionn es y con que </w:t>
+        <w:t xml:space="preserve">// como hay llave foránea ir donde se </w:t>
+      </w:r>
+      <w:proofErr w:type="spellStart"/>
+      <w:r>
+        <w:t>relaciono</w:t>
+      </w:r>
+      <w:proofErr w:type="spellEnd"/>
+      <w:r>
+        <w:t xml:space="preserve"> al modelo e indicar allí que tipo de </w:t>
+      </w:r>
+      <w:proofErr w:type="spellStart"/>
+      <w:r>
+        <w:t>relacionn</w:t>
+      </w:r>
+      <w:proofErr w:type="spellEnd"/>
+      <w:r>
+        <w:t xml:space="preserve"> es y con que </w:t>
       </w:r>
     </w:p>
     <w:p>
@@ -282,9 +537,19 @@
           <w:tab w:val="left" w:pos="1260"/>
         </w:tabs>
       </w:pPr>
-      <w:r>
-        <w:t>Livewire/instructor/courses</w:t>
-      </w:r>
+      <w:proofErr w:type="spellStart"/>
+      <w:r>
+        <w:t>Livewire</w:t>
+      </w:r>
+      <w:proofErr w:type="spellEnd"/>
+      <w:r>
+        <w:t>/instructor/</w:t>
+      </w:r>
+      <w:proofErr w:type="spellStart"/>
+      <w:r>
+        <w:t>courses</w:t>
+      </w:r>
+      <w:proofErr w:type="spellEnd"/>
     </w:p>
     <w:p>
       <w:pPr>
@@ -307,8 +572,13 @@
         </w:tabs>
       </w:pPr>
       <w:r>
-        <w:t>Nuevo componente livewire</w:t>
-      </w:r>
+        <w:t xml:space="preserve">Nuevo componente </w:t>
+      </w:r>
+      <w:proofErr w:type="spellStart"/>
+      <w:r>
+        <w:t>livewire</w:t>
+      </w:r>
+      <w:proofErr w:type="spellEnd"/>
     </w:p>
     <w:p>
       <w:pPr>
@@ -316,9 +586,42 @@
           <w:tab w:val="left" w:pos="1260"/>
         </w:tabs>
       </w:pPr>
-      <w:r>
-        <w:t>php artisan make:livewire instructor.courses.goals</w:t>
-      </w:r>
+      <w:proofErr w:type="spellStart"/>
+      <w:r>
+        <w:t>php</w:t>
+      </w:r>
+      <w:proofErr w:type="spellEnd"/>
+      <w:r>
+        <w:t xml:space="preserve"> </w:t>
+      </w:r>
+      <w:proofErr w:type="spellStart"/>
+      <w:r>
+        <w:t>artisan</w:t>
+      </w:r>
+      <w:proofErr w:type="spellEnd"/>
+      <w:r>
+        <w:t xml:space="preserve"> </w:t>
+      </w:r>
+      <w:proofErr w:type="spellStart"/>
+      <w:proofErr w:type="gramStart"/>
+      <w:r>
+        <w:t>make:livewire</w:t>
+      </w:r>
+      <w:proofErr w:type="spellEnd"/>
+      <w:proofErr w:type="gramEnd"/>
+      <w:r>
+        <w:t xml:space="preserve"> </w:t>
+      </w:r>
+      <w:proofErr w:type="spellStart"/>
+      <w:proofErr w:type="gramStart"/>
+      <w:r>
+        <w:t>instructor.courses</w:t>
+      </w:r>
+      <w:proofErr w:type="gramEnd"/>
+      <w:r>
+        <w:t>.goals</w:t>
+      </w:r>
+      <w:proofErr w:type="spellEnd"/>
     </w:p>
     <w:p>
       <w:pPr>
@@ -333,8 +636,23 @@
           <w:tab w:val="left" w:pos="1260"/>
         </w:tabs>
       </w:pPr>
-      <w:r>
-        <w:t>wire:model="name"</w:t>
+      <w:proofErr w:type="spellStart"/>
+      <w:proofErr w:type="gramStart"/>
+      <w:r>
+        <w:t>wire:model</w:t>
+      </w:r>
+      <w:proofErr w:type="spellEnd"/>
+      <w:proofErr w:type="gramEnd"/>
+      <w:r>
+        <w:t>="</w:t>
+      </w:r>
+      <w:proofErr w:type="spellStart"/>
+      <w:r>
+        <w:t>name</w:t>
+      </w:r>
+      <w:proofErr w:type="spellEnd"/>
+      <w:r>
+        <w:t>"</w:t>
       </w:r>
       <w:r>
         <w:t xml:space="preserve"> cuando escriba algo se enlaza con esa propiedad</w:t>
@@ -350,13 +668,34 @@
     </w:p>
     <w:p>
       <w:r>
-        <w:t>-&gt;video en livewire no carga</w:t>
-      </w:r>
-    </w:p>
-    <w:p>
-      <w:r>
-        <w:t>-&gt;que cuando le doy en guardar se borre lo que esta en el form</w:t>
-      </w:r>
+        <w:t xml:space="preserve">-&gt;video en </w:t>
+      </w:r>
+      <w:proofErr w:type="spellStart"/>
+      <w:r>
+        <w:t>livewire</w:t>
+      </w:r>
+      <w:proofErr w:type="spellEnd"/>
+      <w:r>
+        <w:t xml:space="preserve"> no carga</w:t>
+      </w:r>
+    </w:p>
+    <w:p>
+      <w:r>
+        <w:t xml:space="preserve">-&gt;que cuando le doy en guardar se borre lo que </w:t>
+      </w:r>
+      <w:proofErr w:type="spellStart"/>
+      <w:r>
+        <w:t>esta</w:t>
+      </w:r>
+      <w:proofErr w:type="spellEnd"/>
+      <w:r>
+        <w:t xml:space="preserve"> en el </w:t>
+      </w:r>
+      <w:proofErr w:type="spellStart"/>
+      <w:r>
+        <w:t>form</w:t>
+      </w:r>
+      <w:proofErr w:type="spellEnd"/>
     </w:p>
     <w:p>
       <w:r>
@@ -514,6 +853,7 @@
           <w:szCs w:val="24"/>
         </w:rPr>
       </w:pPr>
+      <w:proofErr w:type="spellStart"/>
       <w:r>
         <w:rPr>
           <w:rFonts w:ascii="Arial" w:hAnsi="Arial" w:cs="Arial"/>
@@ -523,8 +863,9 @@
           <w:szCs w:val="24"/>
         </w:rPr>
         <w:lastRenderedPageBreak/>
-        <w:t>Livewire: Goals.php</w:t>
-      </w:r>
+        <w:t>Livewire</w:t>
+      </w:r>
+      <w:proofErr w:type="spellEnd"/>
       <w:r>
         <w:rPr>
           <w:rFonts w:ascii="Arial" w:hAnsi="Arial" w:cs="Arial"/>
@@ -533,8 +874,64 @@
           <w:sz w:val="24"/>
           <w:szCs w:val="24"/>
         </w:rPr>
-        <w:t xml:space="preserve"> de app y de resources</w:t>
-      </w:r>
+        <w:t xml:space="preserve">: </w:t>
+      </w:r>
+      <w:proofErr w:type="spellStart"/>
+      <w:r>
+        <w:rPr>
+          <w:rFonts w:ascii="Arial" w:hAnsi="Arial" w:cs="Arial"/>
+          <w:b/>
+          <w:bCs/>
+          <w:sz w:val="24"/>
+          <w:szCs w:val="24"/>
+        </w:rPr>
+        <w:t>Goals.php</w:t>
+      </w:r>
+      <w:proofErr w:type="spellEnd"/>
+      <w:r>
+        <w:rPr>
+          <w:rFonts w:ascii="Arial" w:hAnsi="Arial" w:cs="Arial"/>
+          <w:b/>
+          <w:bCs/>
+          <w:sz w:val="24"/>
+          <w:szCs w:val="24"/>
+        </w:rPr>
+        <w:t xml:space="preserve"> de </w:t>
+      </w:r>
+      <w:proofErr w:type="gramStart"/>
+      <w:r>
+        <w:rPr>
+          <w:rFonts w:ascii="Arial" w:hAnsi="Arial" w:cs="Arial"/>
+          <w:b/>
+          <w:bCs/>
+          <w:sz w:val="24"/>
+          <w:szCs w:val="24"/>
+        </w:rPr>
+        <w:t>app</w:t>
+      </w:r>
+      <w:proofErr w:type="gramEnd"/>
+      <w:r>
+        <w:rPr>
+          <w:rFonts w:ascii="Arial" w:hAnsi="Arial" w:cs="Arial"/>
+          <w:b/>
+          <w:bCs/>
+          <w:sz w:val="24"/>
+          <w:szCs w:val="24"/>
+        </w:rPr>
+        <w:t xml:space="preserve"> y de </w:t>
+      </w:r>
+      <w:proofErr w:type="spellStart"/>
+      <w:r>
+        <w:rPr>
+          <w:rFonts w:ascii="Arial" w:hAnsi="Arial" w:cs="Arial"/>
+          <w:b/>
+          <w:bCs/>
+          <w:sz w:val="24"/>
+          <w:szCs w:val="24"/>
+        </w:rPr>
+        <w:t>resources</w:t>
+      </w:r>
+      <w:proofErr w:type="spellEnd"/>
     </w:p>
     <w:p>
       <w:pPr>
@@ -679,13 +1076,31 @@
           <w:bCs/>
         </w:rPr>
       </w:pPr>
-      <w:r>
-        <w:rPr>
-          <w:b/>
-          <w:bCs/>
-        </w:rPr>
-        <w:t>Metodo en el livewire</w:t>
-      </w:r>
+      <w:proofErr w:type="spellStart"/>
+      <w:r>
+        <w:rPr>
+          <w:b/>
+          <w:bCs/>
+        </w:rPr>
+        <w:t>Metodo</w:t>
+      </w:r>
+      <w:proofErr w:type="spellEnd"/>
+      <w:r>
+        <w:rPr>
+          <w:b/>
+          <w:bCs/>
+        </w:rPr>
+        <w:t xml:space="preserve"> en el </w:t>
+      </w:r>
+      <w:proofErr w:type="spellStart"/>
+      <w:r>
+        <w:rPr>
+          <w:b/>
+          <w:bCs/>
+        </w:rPr>
+        <w:t>livewire</w:t>
+      </w:r>
+      <w:proofErr w:type="spellEnd"/>
     </w:p>
     <w:p>
       <w:r>
@@ -828,8 +1243,21 @@
         </w:drawing>
       </w:r>
       <w:r>
-        <w:t>Importar sweet alert</w:t>
-      </w:r>
+        <w:t xml:space="preserve">Importar </w:t>
+      </w:r>
+      <w:proofErr w:type="spellStart"/>
+      <w:r>
+        <w:t>sweet</w:t>
+      </w:r>
+      <w:proofErr w:type="spellEnd"/>
+      <w:r>
+        <w:t xml:space="preserve"> </w:t>
+      </w:r>
+      <w:proofErr w:type="spellStart"/>
+      <w:r>
+        <w:t>alert</w:t>
+      </w:r>
+      <w:proofErr w:type="spellEnd"/>
       <w:r>
         <w:t xml:space="preserve">: </w:t>
       </w:r>
@@ -991,13 +1419,31 @@
           </wp:anchor>
         </w:drawing>
       </w:r>
-      <w:r>
-        <w:rPr>
-          <w:b/>
-          <w:bCs/>
-        </w:rPr>
-        <w:t>Metodo en Goals.php</w:t>
-      </w:r>
+      <w:proofErr w:type="spellStart"/>
+      <w:r>
+        <w:rPr>
+          <w:b/>
+          <w:bCs/>
+        </w:rPr>
+        <w:t>Metodo</w:t>
+      </w:r>
+      <w:proofErr w:type="spellEnd"/>
+      <w:r>
+        <w:rPr>
+          <w:b/>
+          <w:bCs/>
+        </w:rPr>
+        <w:t xml:space="preserve"> en </w:t>
+      </w:r>
+      <w:proofErr w:type="spellStart"/>
+      <w:r>
+        <w:rPr>
+          <w:b/>
+          <w:bCs/>
+        </w:rPr>
+        <w:t>Goals.php</w:t>
+      </w:r>
+      <w:proofErr w:type="spellEnd"/>
     </w:p>
     <w:p>
       <w:pPr>
@@ -1028,6 +1474,7 @@
           <w:bCs/>
         </w:rPr>
       </w:pPr>
+      <w:proofErr w:type="spellStart"/>
       <w:r>
         <w:rPr>
           <w:b/>
@@ -1035,6 +1482,7 @@
         </w:rPr>
         <w:t>Goals.blade.php</w:t>
       </w:r>
+      <w:proofErr w:type="spellEnd"/>
     </w:p>
     <w:p>
       <w:r>
@@ -1215,13 +1663,31 @@
           </wp:anchor>
         </w:drawing>
       </w:r>
-      <w:r>
-        <w:rPr>
-          <w:b/>
-          <w:bCs/>
-        </w:rPr>
-        <w:t>Destroy call</w:t>
-      </w:r>
+      <w:proofErr w:type="spellStart"/>
+      <w:r>
+        <w:rPr>
+          <w:b/>
+          <w:bCs/>
+        </w:rPr>
+        <w:t>Destroy</w:t>
+      </w:r>
+      <w:proofErr w:type="spellEnd"/>
+      <w:r>
+        <w:rPr>
+          <w:b/>
+          <w:bCs/>
+        </w:rPr>
+        <w:t xml:space="preserve"> </w:t>
+      </w:r>
+      <w:proofErr w:type="spellStart"/>
+      <w:r>
+        <w:rPr>
+          <w:b/>
+          <w:bCs/>
+        </w:rPr>
+        <w:t>call</w:t>
+      </w:r>
+      <w:proofErr w:type="spellEnd"/>
     </w:p>
     <w:p>
       <w:pPr>
@@ -1247,8 +1713,39 @@
     <w:p/>
     <w:p>
       <w:r>
-        <w:t>Poner todo en un if end if para mostrar las metas solo cuando estén goals.blade</w:t>
-      </w:r>
+        <w:t xml:space="preserve">Poner todo en un </w:t>
+      </w:r>
+      <w:proofErr w:type="spellStart"/>
+      <w:r>
+        <w:t>if</w:t>
+      </w:r>
+      <w:proofErr w:type="spellEnd"/>
+      <w:r>
+        <w:t xml:space="preserve"> </w:t>
+      </w:r>
+      <w:proofErr w:type="spellStart"/>
+      <w:r>
+        <w:t>end</w:t>
+      </w:r>
+      <w:proofErr w:type="spellEnd"/>
+      <w:r>
+        <w:t xml:space="preserve"> </w:t>
+      </w:r>
+      <w:proofErr w:type="spellStart"/>
+      <w:r>
+        <w:t>if</w:t>
+      </w:r>
+      <w:proofErr w:type="spellEnd"/>
+      <w:r>
+        <w:t xml:space="preserve"> para mostrar las metas solo cuando estén </w:t>
+      </w:r>
+      <w:proofErr w:type="spellStart"/>
+      <w:proofErr w:type="gramStart"/>
+      <w:r>
+        <w:t>goals.blade</w:t>
+      </w:r>
+      <w:proofErr w:type="spellEnd"/>
+      <w:proofErr w:type="gramEnd"/>
     </w:p>
     <w:p>
       <w:r>
@@ -1345,13 +1842,31 @@
           <w:bCs/>
         </w:rPr>
       </w:pPr>
-      <w:r>
-        <w:rPr>
-          <w:b/>
-          <w:bCs/>
-        </w:rPr>
-        <w:t>Sortable js</w:t>
-      </w:r>
+      <w:proofErr w:type="spellStart"/>
+      <w:r>
+        <w:rPr>
+          <w:b/>
+          <w:bCs/>
+        </w:rPr>
+        <w:t>Sortable</w:t>
+      </w:r>
+      <w:proofErr w:type="spellEnd"/>
+      <w:r>
+        <w:rPr>
+          <w:b/>
+          <w:bCs/>
+        </w:rPr>
+        <w:t xml:space="preserve"> </w:t>
+      </w:r>
+      <w:proofErr w:type="spellStart"/>
+      <w:r>
+        <w:rPr>
+          <w:b/>
+          <w:bCs/>
+        </w:rPr>
+        <w:t>js</w:t>
+      </w:r>
+      <w:proofErr w:type="spellEnd"/>
     </w:p>
     <w:p>
       <w:pPr>
@@ -1436,9 +1951,37 @@
         </w:tabs>
         <w:jc w:val="center"/>
       </w:pPr>
-      <w:r>
-        <w:t>php artisan make:observer GoalObserver</w:t>
-      </w:r>
+      <w:proofErr w:type="spellStart"/>
+      <w:r>
+        <w:t>php</w:t>
+      </w:r>
+      <w:proofErr w:type="spellEnd"/>
+      <w:r>
+        <w:t xml:space="preserve"> </w:t>
+      </w:r>
+      <w:proofErr w:type="spellStart"/>
+      <w:r>
+        <w:t>artisan</w:t>
+      </w:r>
+      <w:proofErr w:type="spellEnd"/>
+      <w:r>
+        <w:t xml:space="preserve"> </w:t>
+      </w:r>
+      <w:proofErr w:type="spellStart"/>
+      <w:proofErr w:type="gramStart"/>
+      <w:r>
+        <w:t>make:observer</w:t>
+      </w:r>
+      <w:proofErr w:type="spellEnd"/>
+      <w:proofErr w:type="gramEnd"/>
+      <w:r>
+        <w:t xml:space="preserve"> </w:t>
+      </w:r>
+      <w:proofErr w:type="spellStart"/>
+      <w:r>
+        <w:t>GoalObserver</w:t>
+      </w:r>
+      <w:proofErr w:type="spellEnd"/>
     </w:p>
     <w:p>
       <w:pPr>
@@ -1483,8 +2026,13 @@
         <w:jc w:val="center"/>
       </w:pPr>
       <w:r>
-        <w:t>Cada vez que creemos una meta también se le asigna el position</w:t>
-      </w:r>
+        <w:t xml:space="preserve">Cada vez que creemos una meta también se le asigna </w:t>
+      </w:r>
+      <w:proofErr w:type="gramStart"/>
+      <w:r>
+        <w:t>el position</w:t>
+      </w:r>
+      <w:proofErr w:type="gramEnd"/>
     </w:p>
     <w:p>
       <w:pPr>
@@ -1572,15 +2120,33 @@
           <w:b/>
           <w:bCs/>
         </w:rPr>
-        <w:t>Nuevo campo en goals</w:t>
-      </w:r>
-      <w:r>
-        <w:rPr>
-          <w:b/>
-          <w:bCs/>
-        </w:rPr>
-        <w:t xml:space="preserve"> migrations</w:t>
-      </w:r>
+        <w:t xml:space="preserve">Nuevo campo en </w:t>
+      </w:r>
+      <w:proofErr w:type="spellStart"/>
+      <w:r>
+        <w:rPr>
+          <w:b/>
+          <w:bCs/>
+        </w:rPr>
+        <w:t>goals</w:t>
+      </w:r>
+      <w:proofErr w:type="spellEnd"/>
+      <w:r>
+        <w:rPr>
+          <w:b/>
+          <w:bCs/>
+        </w:rPr>
+        <w:t xml:space="preserve"> </w:t>
+      </w:r>
+      <w:proofErr w:type="spellStart"/>
+      <w:r>
+        <w:rPr>
+          <w:b/>
+          <w:bCs/>
+        </w:rPr>
+        <w:t>migrations</w:t>
+      </w:r>
+      <w:proofErr w:type="spellEnd"/>
     </w:p>
     <w:p>
       <w:pPr>
@@ -1684,8 +2250,29 @@
         </w:drawing>
       </w:r>
       <w:r>
-        <w:t>Pasar eseto en el observers de goals</w:t>
-      </w:r>
+        <w:t xml:space="preserve">Pasar </w:t>
+      </w:r>
+      <w:proofErr w:type="spellStart"/>
+      <w:r>
+        <w:t>eseto</w:t>
+      </w:r>
+      <w:proofErr w:type="spellEnd"/>
+      <w:r>
+        <w:t xml:space="preserve"> en el </w:t>
+      </w:r>
+      <w:proofErr w:type="spellStart"/>
+      <w:r>
+        <w:t>observers</w:t>
+      </w:r>
+      <w:proofErr w:type="spellEnd"/>
+      <w:r>
+        <w:t xml:space="preserve"> de </w:t>
+      </w:r>
+      <w:proofErr w:type="spellStart"/>
+      <w:r>
+        <w:t>goals</w:t>
+      </w:r>
+      <w:proofErr w:type="spellEnd"/>
     </w:p>
     <w:p>
       <w:pPr>
@@ -1741,8 +2328,21 @@
       </w:pPr>
       <w:r>
         <w:lastRenderedPageBreak/>
-        <w:t>Pasar el observaer a la migración de goals</w:t>
-      </w:r>
+        <w:t xml:space="preserve">Pasar el </w:t>
+      </w:r>
+      <w:proofErr w:type="spellStart"/>
+      <w:r>
+        <w:t>observaer</w:t>
+      </w:r>
+      <w:proofErr w:type="spellEnd"/>
+      <w:r>
+        <w:t xml:space="preserve"> a la migración de </w:t>
+      </w:r>
+      <w:proofErr w:type="spellStart"/>
+      <w:r>
+        <w:t>goals</w:t>
+      </w:r>
+      <w:proofErr w:type="spellEnd"/>
     </w:p>
     <w:p>
       <w:pPr>
@@ -1857,8 +2457,13 @@
           <w:tab w:val="left" w:pos="3544"/>
         </w:tabs>
       </w:pPr>
-      <w:r>
-        <w:t>Goals.blade agregar esto</w:t>
+      <w:proofErr w:type="spellStart"/>
+      <w:r>
+        <w:t>Goals.blade</w:t>
+      </w:r>
+      <w:proofErr w:type="spellEnd"/>
+      <w:r>
+        <w:t xml:space="preserve"> agregar esto</w:t>
       </w:r>
     </w:p>
     <w:p>
@@ -1868,7 +2473,41 @@
         </w:tabs>
       </w:pPr>
       <w:r>
-        <w:t>&lt;ul class="space-y-2 mb-4" id="goals" wire:ignore&gt;</w:t>
+        <w:t>&lt;</w:t>
+      </w:r>
+      <w:proofErr w:type="spellStart"/>
+      <w:r>
+        <w:t>ul</w:t>
+      </w:r>
+      <w:proofErr w:type="spellEnd"/>
+      <w:r>
+        <w:t xml:space="preserve"> </w:t>
+      </w:r>
+      <w:proofErr w:type="spellStart"/>
+      <w:r>
+        <w:t>class</w:t>
+      </w:r>
+      <w:proofErr w:type="spellEnd"/>
+      <w:r>
+        <w:t>="space-y-2 mb-4" id="</w:t>
+      </w:r>
+      <w:proofErr w:type="spellStart"/>
+      <w:r>
+        <w:t>goals</w:t>
+      </w:r>
+      <w:proofErr w:type="spellEnd"/>
+      <w:r>
+        <w:t xml:space="preserve">" </w:t>
+      </w:r>
+      <w:proofErr w:type="spellStart"/>
+      <w:proofErr w:type="gramStart"/>
+      <w:r>
+        <w:t>wire:ignore</w:t>
+      </w:r>
+      <w:proofErr w:type="spellEnd"/>
+      <w:proofErr w:type="gramEnd"/>
+      <w:r>
+        <w:t>&gt;</w:t>
       </w:r>
     </w:p>
     <w:p>
@@ -1904,29 +2543,91 @@
           <w:lang w:val="es-MX"/>
         </w:rPr>
       </w:pPr>
-      <w:r>
-        <w:rPr>
-          <w:lang w:val="es-MX"/>
-        </w:rPr>
-        <w:t>php artisan make:model Requirement -m</w:t>
-      </w:r>
-    </w:p>
-    <w:p>
-      <w:pPr>
-        <w:rPr>
-          <w:b/>
-          <w:bCs/>
-          <w:lang w:val="es-MX"/>
-        </w:rPr>
-      </w:pPr>
-      <w:r>
-        <w:rPr>
-          <w:b/>
-          <w:bCs/>
-          <w:lang w:val="es-MX"/>
-        </w:rPr>
-        <w:t>1. Migracion</w:t>
-      </w:r>
+      <w:proofErr w:type="spellStart"/>
+      <w:r>
+        <w:rPr>
+          <w:lang w:val="es-MX"/>
+        </w:rPr>
+        <w:t>php</w:t>
+      </w:r>
+      <w:proofErr w:type="spellEnd"/>
+      <w:r>
+        <w:rPr>
+          <w:lang w:val="es-MX"/>
+        </w:rPr>
+        <w:t xml:space="preserve"> </w:t>
+      </w:r>
+      <w:proofErr w:type="spellStart"/>
+      <w:r>
+        <w:rPr>
+          <w:lang w:val="es-MX"/>
+        </w:rPr>
+        <w:t>artisan</w:t>
+      </w:r>
+      <w:proofErr w:type="spellEnd"/>
+      <w:r>
+        <w:rPr>
+          <w:lang w:val="es-MX"/>
+        </w:rPr>
+        <w:t xml:space="preserve"> </w:t>
+      </w:r>
+      <w:proofErr w:type="spellStart"/>
+      <w:proofErr w:type="gramStart"/>
+      <w:r>
+        <w:rPr>
+          <w:lang w:val="es-MX"/>
+        </w:rPr>
+        <w:t>make:model</w:t>
+      </w:r>
+      <w:proofErr w:type="spellEnd"/>
+      <w:proofErr w:type="gramEnd"/>
+      <w:r>
+        <w:rPr>
+          <w:lang w:val="es-MX"/>
+        </w:rPr>
+        <w:t xml:space="preserve"> </w:t>
+      </w:r>
+      <w:proofErr w:type="spellStart"/>
+      <w:r>
+        <w:rPr>
+          <w:lang w:val="es-MX"/>
+        </w:rPr>
+        <w:t>Requirement</w:t>
+      </w:r>
+      <w:proofErr w:type="spellEnd"/>
+      <w:r>
+        <w:rPr>
+          <w:lang w:val="es-MX"/>
+        </w:rPr>
+        <w:t xml:space="preserve"> -m</w:t>
+      </w:r>
+    </w:p>
+    <w:p>
+      <w:pPr>
+        <w:rPr>
+          <w:b/>
+          <w:bCs/>
+          <w:lang w:val="es-MX"/>
+        </w:rPr>
+      </w:pPr>
+      <w:r>
+        <w:rPr>
+          <w:b/>
+          <w:bCs/>
+          <w:lang w:val="es-MX"/>
+        </w:rPr>
+        <w:t xml:space="preserve">1. </w:t>
+      </w:r>
+      <w:proofErr w:type="spellStart"/>
+      <w:r>
+        <w:rPr>
+          <w:b/>
+          <w:bCs/>
+          <w:lang w:val="es-MX"/>
+        </w:rPr>
+        <w:t>Migracion</w:t>
+      </w:r>
+      <w:proofErr w:type="spellEnd"/>
     </w:p>
     <w:p>
       <w:pPr>
@@ -2044,12 +2745,42 @@
           <w:lang w:val="es-MX"/>
         </w:rPr>
       </w:pPr>
-      <w:r>
-        <w:rPr>
-          <w:lang w:val="es-MX"/>
-        </w:rPr>
-        <w:t>php artisan migrate</w:t>
-      </w:r>
+      <w:proofErr w:type="spellStart"/>
+      <w:r>
+        <w:rPr>
+          <w:lang w:val="es-MX"/>
+        </w:rPr>
+        <w:t>php</w:t>
+      </w:r>
+      <w:proofErr w:type="spellEnd"/>
+      <w:r>
+        <w:rPr>
+          <w:lang w:val="es-MX"/>
+        </w:rPr>
+        <w:t xml:space="preserve"> </w:t>
+      </w:r>
+      <w:proofErr w:type="spellStart"/>
+      <w:r>
+        <w:rPr>
+          <w:lang w:val="es-MX"/>
+        </w:rPr>
+        <w:t>artisan</w:t>
+      </w:r>
+      <w:proofErr w:type="spellEnd"/>
+      <w:r>
+        <w:rPr>
+          <w:lang w:val="es-MX"/>
+        </w:rPr>
+        <w:t xml:space="preserve"> </w:t>
+      </w:r>
+      <w:proofErr w:type="spellStart"/>
+      <w:r>
+        <w:rPr>
+          <w:lang w:val="es-MX"/>
+        </w:rPr>
+        <w:t>migrate</w:t>
+      </w:r>
+      <w:proofErr w:type="spellEnd"/>
     </w:p>
     <w:p>
       <w:pPr>
@@ -2157,15 +2888,33 @@
           <w:bCs/>
           <w:lang w:val="es-MX"/>
         </w:rPr>
-        <w:t>3. Llamar a la relación uno a muchos en course</w:t>
-      </w:r>
-      <w:r>
-        <w:rPr>
-          <w:b/>
-          <w:bCs/>
-          <w:lang w:val="es-MX"/>
-        </w:rPr>
-        <w:t>.php modelo</w:t>
+        <w:t xml:space="preserve">3. Llamar a la relación uno a muchos en </w:t>
+      </w:r>
+      <w:proofErr w:type="spellStart"/>
+      <w:r>
+        <w:rPr>
+          <w:b/>
+          <w:bCs/>
+          <w:lang w:val="es-MX"/>
+        </w:rPr>
+        <w:t>course</w:t>
+      </w:r>
+      <w:r>
+        <w:rPr>
+          <w:b/>
+          <w:bCs/>
+          <w:lang w:val="es-MX"/>
+        </w:rPr>
+        <w:t>.php</w:t>
+      </w:r>
+      <w:proofErr w:type="spellEnd"/>
+      <w:r>
+        <w:rPr>
+          <w:b/>
+          <w:bCs/>
+          <w:lang w:val="es-MX"/>
+        </w:rPr>
+        <w:t xml:space="preserve"> modelo</w:t>
       </w:r>
     </w:p>
     <w:p>
@@ -2372,8 +3121,18 @@
           <w:bCs/>
           <w:lang w:val="es-MX"/>
         </w:rPr>
-        <w:t>5. Mandar a llamar a un Blade en requirements</w:t>
-      </w:r>
+        <w:t xml:space="preserve">5. Mandar a llamar a un Blade en </w:t>
+      </w:r>
+      <w:proofErr w:type="spellStart"/>
+      <w:r>
+        <w:rPr>
+          <w:b/>
+          <w:bCs/>
+          <w:lang w:val="es-MX"/>
+        </w:rPr>
+        <w:t>requirements</w:t>
+      </w:r>
+      <w:proofErr w:type="spellEnd"/>
     </w:p>
     <w:p>
       <w:pPr>
@@ -2488,8 +3247,54 @@
           <w:bCs/>
           <w:lang w:val="es-MX"/>
         </w:rPr>
-        <w:t>6. Crear el Blade en resources/instructor/courses/requirements.blade.php</w:t>
-      </w:r>
+        <w:t xml:space="preserve">6. Crear el Blade en </w:t>
+      </w:r>
+      <w:proofErr w:type="spellStart"/>
+      <w:r>
+        <w:rPr>
+          <w:b/>
+          <w:bCs/>
+          <w:lang w:val="es-MX"/>
+        </w:rPr>
+        <w:t>resources</w:t>
+      </w:r>
+      <w:proofErr w:type="spellEnd"/>
+      <w:r>
+        <w:rPr>
+          <w:b/>
+          <w:bCs/>
+          <w:lang w:val="es-MX"/>
+        </w:rPr>
+        <w:t>/instructor/</w:t>
+      </w:r>
+      <w:proofErr w:type="spellStart"/>
+      <w:r>
+        <w:rPr>
+          <w:b/>
+          <w:bCs/>
+          <w:lang w:val="es-MX"/>
+        </w:rPr>
+        <w:t>courses</w:t>
+      </w:r>
+      <w:proofErr w:type="spellEnd"/>
+      <w:r>
+        <w:rPr>
+          <w:b/>
+          <w:bCs/>
+          <w:lang w:val="es-MX"/>
+        </w:rPr>
+        <w:t>/</w:t>
+      </w:r>
+      <w:proofErr w:type="spellStart"/>
+      <w:r>
+        <w:rPr>
+          <w:b/>
+          <w:bCs/>
+          <w:lang w:val="es-MX"/>
+        </w:rPr>
+        <w:t>requirements.blade.php</w:t>
+      </w:r>
+      <w:proofErr w:type="spellEnd"/>
     </w:p>
     <w:p>
       <w:pPr>
@@ -2706,7 +3511,25 @@
           <w:bCs/>
           <w:lang w:val="es-MX"/>
         </w:rPr>
-        <w:t>7. Llamar al sidebar de instructor</w:t>
+        <w:t xml:space="preserve">7. Llamar al </w:t>
+      </w:r>
+      <w:proofErr w:type="spellStart"/>
+      <w:r>
+        <w:rPr>
+          <w:b/>
+          <w:bCs/>
+          <w:lang w:val="es-MX"/>
+        </w:rPr>
+        <w:t>sidebar</w:t>
+      </w:r>
+      <w:proofErr w:type="spellEnd"/>
+      <w:r>
+        <w:rPr>
+          <w:b/>
+          <w:bCs/>
+          <w:lang w:val="es-MX"/>
+        </w:rPr>
+        <w:t xml:space="preserve"> de instructor</w:t>
       </w:r>
     </w:p>
     <w:p>
@@ -2925,21 +3748,85 @@
           <w:bCs/>
           <w:lang w:val="es-MX"/>
         </w:rPr>
-        <w:t>9. Crear el componente livewire</w:t>
-      </w:r>
-    </w:p>
-    <w:p>
-      <w:pPr>
-        <w:rPr>
-          <w:lang w:val="es-MX"/>
-        </w:rPr>
-      </w:pPr>
-      <w:r>
-        <w:rPr>
-          <w:lang w:val="es-MX"/>
-        </w:rPr>
-        <w:t>php artisan make:livewire instructor.courses.requirements</w:t>
-      </w:r>
+        <w:t xml:space="preserve">9. Crear el componente </w:t>
+      </w:r>
+      <w:proofErr w:type="spellStart"/>
+      <w:r>
+        <w:rPr>
+          <w:b/>
+          <w:bCs/>
+          <w:lang w:val="es-MX"/>
+        </w:rPr>
+        <w:t>livewire</w:t>
+      </w:r>
+      <w:proofErr w:type="spellEnd"/>
+    </w:p>
+    <w:p>
+      <w:pPr>
+        <w:rPr>
+          <w:lang w:val="es-MX"/>
+        </w:rPr>
+      </w:pPr>
+      <w:proofErr w:type="spellStart"/>
+      <w:r>
+        <w:rPr>
+          <w:lang w:val="es-MX"/>
+        </w:rPr>
+        <w:t>php</w:t>
+      </w:r>
+      <w:proofErr w:type="spellEnd"/>
+      <w:r>
+        <w:rPr>
+          <w:lang w:val="es-MX"/>
+        </w:rPr>
+        <w:t xml:space="preserve"> </w:t>
+      </w:r>
+      <w:proofErr w:type="spellStart"/>
+      <w:r>
+        <w:rPr>
+          <w:lang w:val="es-MX"/>
+        </w:rPr>
+        <w:t>artisan</w:t>
+      </w:r>
+      <w:proofErr w:type="spellEnd"/>
+      <w:r>
+        <w:rPr>
+          <w:lang w:val="es-MX"/>
+        </w:rPr>
+        <w:t xml:space="preserve"> </w:t>
+      </w:r>
+      <w:proofErr w:type="spellStart"/>
+      <w:proofErr w:type="gramStart"/>
+      <w:r>
+        <w:rPr>
+          <w:lang w:val="es-MX"/>
+        </w:rPr>
+        <w:t>make:livewire</w:t>
+      </w:r>
+      <w:proofErr w:type="spellEnd"/>
+      <w:proofErr w:type="gramEnd"/>
+      <w:r>
+        <w:rPr>
+          <w:lang w:val="es-MX"/>
+        </w:rPr>
+        <w:t xml:space="preserve"> </w:t>
+      </w:r>
+      <w:proofErr w:type="spellStart"/>
+      <w:proofErr w:type="gramStart"/>
+      <w:r>
+        <w:rPr>
+          <w:lang w:val="es-MX"/>
+        </w:rPr>
+        <w:t>instructor.courses</w:t>
+      </w:r>
+      <w:proofErr w:type="gramEnd"/>
+      <w:r>
+        <w:rPr>
+          <w:lang w:val="es-MX"/>
+        </w:rPr>
+        <w:t>.requirements</w:t>
+      </w:r>
+      <w:proofErr w:type="spellEnd"/>
     </w:p>
     <w:p>
       <w:pPr>
@@ -3030,8 +3917,36 @@
           <w:bCs/>
           <w:lang w:val="es-MX"/>
         </w:rPr>
-        <w:t>10. llamar al componentes en el requirements.blade.php</w:t>
-      </w:r>
+        <w:t xml:space="preserve">10. llamar </w:t>
+      </w:r>
+      <w:proofErr w:type="gramStart"/>
+      <w:r>
+        <w:rPr>
+          <w:b/>
+          <w:bCs/>
+          <w:lang w:val="es-MX"/>
+        </w:rPr>
+        <w:t>al componentes</w:t>
+      </w:r>
+      <w:proofErr w:type="gramEnd"/>
+      <w:r>
+        <w:rPr>
+          <w:b/>
+          <w:bCs/>
+          <w:lang w:val="es-MX"/>
+        </w:rPr>
+        <w:t xml:space="preserve"> en el </w:t>
+      </w:r>
+      <w:proofErr w:type="spellStart"/>
+      <w:r>
+        <w:rPr>
+          <w:b/>
+          <w:bCs/>
+          <w:lang w:val="es-MX"/>
+        </w:rPr>
+        <w:t>requirements.blade.php</w:t>
+      </w:r>
+      <w:proofErr w:type="spellEnd"/>
     </w:p>
     <w:p>
       <w:pPr>
@@ -3150,8 +4065,36 @@
           <w:bCs/>
           <w:lang w:val="es-MX"/>
         </w:rPr>
-        <w:t>11. Hacer crud con varias funciones para mi livewire</w:t>
-      </w:r>
+        <w:t xml:space="preserve">11. Hacer </w:t>
+      </w:r>
+      <w:proofErr w:type="spellStart"/>
+      <w:r>
+        <w:rPr>
+          <w:b/>
+          <w:bCs/>
+          <w:lang w:val="es-MX"/>
+        </w:rPr>
+        <w:t>crud</w:t>
+      </w:r>
+      <w:proofErr w:type="spellEnd"/>
+      <w:r>
+        <w:rPr>
+          <w:b/>
+          <w:bCs/>
+          <w:lang w:val="es-MX"/>
+        </w:rPr>
+        <w:t xml:space="preserve"> con varias funciones para mi </w:t>
+      </w:r>
+      <w:proofErr w:type="spellStart"/>
+      <w:r>
+        <w:rPr>
+          <w:b/>
+          <w:bCs/>
+          <w:lang w:val="es-MX"/>
+        </w:rPr>
+        <w:t>livewire</w:t>
+      </w:r>
+      <w:proofErr w:type="spellEnd"/>
     </w:p>
     <w:p>
       <w:pPr>
@@ -3192,8 +4135,28 @@
           <w:bCs/>
           <w:lang w:val="es-MX"/>
         </w:rPr>
-        <w:t>12. Crear nuevo  RequirementObserver</w:t>
-      </w:r>
+        <w:t xml:space="preserve">12. Crear </w:t>
+      </w:r>
+      <w:proofErr w:type="gramStart"/>
+      <w:r>
+        <w:rPr>
+          <w:b/>
+          <w:bCs/>
+          <w:lang w:val="es-MX"/>
+        </w:rPr>
+        <w:t xml:space="preserve">nuevo  </w:t>
+      </w:r>
+      <w:proofErr w:type="spellStart"/>
+      <w:r>
+        <w:rPr>
+          <w:b/>
+          <w:bCs/>
+          <w:lang w:val="es-MX"/>
+        </w:rPr>
+        <w:t>RequirementObserver</w:t>
+      </w:r>
+      <w:proofErr w:type="spellEnd"/>
+      <w:proofErr w:type="gramEnd"/>
     </w:p>
     <w:p>
       <w:pPr>
@@ -3202,12 +4165,58 @@
           <w:lang w:val="es-MX"/>
         </w:rPr>
       </w:pPr>
-      <w:r>
-        <w:rPr>
-          <w:lang w:val="es-MX"/>
-        </w:rPr>
-        <w:t>php artisan make:observer RequirementObserver</w:t>
-      </w:r>
+      <w:proofErr w:type="spellStart"/>
+      <w:r>
+        <w:rPr>
+          <w:lang w:val="es-MX"/>
+        </w:rPr>
+        <w:t>php</w:t>
+      </w:r>
+      <w:proofErr w:type="spellEnd"/>
+      <w:r>
+        <w:rPr>
+          <w:lang w:val="es-MX"/>
+        </w:rPr>
+        <w:t xml:space="preserve"> </w:t>
+      </w:r>
+      <w:proofErr w:type="spellStart"/>
+      <w:r>
+        <w:rPr>
+          <w:lang w:val="es-MX"/>
+        </w:rPr>
+        <w:t>artisan</w:t>
+      </w:r>
+      <w:proofErr w:type="spellEnd"/>
+      <w:r>
+        <w:rPr>
+          <w:lang w:val="es-MX"/>
+        </w:rPr>
+        <w:t xml:space="preserve"> </w:t>
+      </w:r>
+      <w:proofErr w:type="spellStart"/>
+      <w:proofErr w:type="gramStart"/>
+      <w:r>
+        <w:rPr>
+          <w:lang w:val="es-MX"/>
+        </w:rPr>
+        <w:t>make:observer</w:t>
+      </w:r>
+      <w:proofErr w:type="spellEnd"/>
+      <w:proofErr w:type="gramEnd"/>
+      <w:r>
+        <w:rPr>
+          <w:lang w:val="es-MX"/>
+        </w:rPr>
+        <w:t xml:space="preserve"> </w:t>
+      </w:r>
+      <w:proofErr w:type="spellStart"/>
+      <w:r>
+        <w:rPr>
+          <w:lang w:val="es-MX"/>
+        </w:rPr>
+        <w:t>RequirementObserver</w:t>
+      </w:r>
+      <w:proofErr w:type="spellEnd"/>
     </w:p>
     <w:p>
       <w:pPr>
@@ -3513,13 +4522,79 @@
           <w:lang w:val="es-MX"/>
         </w:rPr>
       </w:pPr>
-      <w:r>
-        <w:rPr>
-          <w:b/>
-          <w:bCs/>
-          <w:lang w:val="es-MX"/>
-        </w:rPr>
-        <w:t>php artisan make.model Section -m</w:t>
+      <w:proofErr w:type="spellStart"/>
+      <w:r>
+        <w:rPr>
+          <w:b/>
+          <w:bCs/>
+          <w:lang w:val="es-MX"/>
+        </w:rPr>
+        <w:t>php</w:t>
+      </w:r>
+      <w:proofErr w:type="spellEnd"/>
+      <w:r>
+        <w:rPr>
+          <w:b/>
+          <w:bCs/>
+          <w:lang w:val="es-MX"/>
+        </w:rPr>
+        <w:t xml:space="preserve"> </w:t>
+      </w:r>
+      <w:proofErr w:type="spellStart"/>
+      <w:r>
+        <w:rPr>
+          <w:b/>
+          <w:bCs/>
+          <w:lang w:val="es-MX"/>
+        </w:rPr>
+        <w:t>artisan</w:t>
+      </w:r>
+      <w:proofErr w:type="spellEnd"/>
+      <w:r>
+        <w:rPr>
+          <w:b/>
+          <w:bCs/>
+          <w:lang w:val="es-MX"/>
+        </w:rPr>
+        <w:t xml:space="preserve"> </w:t>
+      </w:r>
+      <w:proofErr w:type="spellStart"/>
+      <w:proofErr w:type="gramStart"/>
+      <w:r>
+        <w:rPr>
+          <w:b/>
+          <w:bCs/>
+          <w:lang w:val="es-MX"/>
+        </w:rPr>
+        <w:t>make.model</w:t>
+      </w:r>
+      <w:proofErr w:type="spellEnd"/>
+      <w:proofErr w:type="gramEnd"/>
+      <w:r>
+        <w:rPr>
+          <w:b/>
+          <w:bCs/>
+          <w:lang w:val="es-MX"/>
+        </w:rPr>
+        <w:t xml:space="preserve"> </w:t>
+      </w:r>
+      <w:proofErr w:type="spellStart"/>
+      <w:r>
+        <w:rPr>
+          <w:b/>
+          <w:bCs/>
+          <w:lang w:val="es-MX"/>
+        </w:rPr>
+        <w:t>Section</w:t>
+      </w:r>
+      <w:proofErr w:type="spellEnd"/>
+      <w:r>
+        <w:rPr>
+          <w:b/>
+          <w:bCs/>
+          <w:lang w:val="es-MX"/>
+        </w:rPr>
+        <w:t xml:space="preserve"> -m</w:t>
       </w:r>
     </w:p>
     <w:p>
@@ -3541,8 +4616,72 @@
           <w:bCs/>
           <w:lang w:val="es-MX"/>
         </w:rPr>
-        <w:t>mismo procedimiento que el anterior pero aca agarra a curriculum.blade.php donde se pone el livewire</w:t>
-      </w:r>
+        <w:t xml:space="preserve">mismo procedimiento que el </w:t>
+      </w:r>
+      <w:proofErr w:type="gramStart"/>
+      <w:r>
+        <w:rPr>
+          <w:b/>
+          <w:bCs/>
+          <w:lang w:val="es-MX"/>
+        </w:rPr>
+        <w:t>anterior</w:t>
+      </w:r>
+      <w:proofErr w:type="gramEnd"/>
+      <w:r>
+        <w:rPr>
+          <w:b/>
+          <w:bCs/>
+          <w:lang w:val="es-MX"/>
+        </w:rPr>
+        <w:t xml:space="preserve"> pero </w:t>
+      </w:r>
+      <w:proofErr w:type="spellStart"/>
+      <w:r>
+        <w:rPr>
+          <w:b/>
+          <w:bCs/>
+          <w:lang w:val="es-MX"/>
+        </w:rPr>
+        <w:t>aca</w:t>
+      </w:r>
+      <w:proofErr w:type="spellEnd"/>
+      <w:r>
+        <w:rPr>
+          <w:b/>
+          <w:bCs/>
+          <w:lang w:val="es-MX"/>
+        </w:rPr>
+        <w:t xml:space="preserve"> agarra a </w:t>
+      </w:r>
+      <w:proofErr w:type="spellStart"/>
+      <w:r>
+        <w:rPr>
+          <w:b/>
+          <w:bCs/>
+          <w:lang w:val="es-MX"/>
+        </w:rPr>
+        <w:t>curriculum.blade.php</w:t>
+      </w:r>
+      <w:proofErr w:type="spellEnd"/>
+      <w:r>
+        <w:rPr>
+          <w:b/>
+          <w:bCs/>
+          <w:lang w:val="es-MX"/>
+        </w:rPr>
+        <w:t xml:space="preserve"> donde se pone el </w:t>
+      </w:r>
+      <w:proofErr w:type="spellStart"/>
+      <w:r>
+        <w:rPr>
+          <w:b/>
+          <w:bCs/>
+          <w:lang w:val="es-MX"/>
+        </w:rPr>
+        <w:t>livewire</w:t>
+      </w:r>
+      <w:proofErr w:type="spellEnd"/>
     </w:p>
     <w:p>
       <w:pPr>
@@ -3557,13 +4696,23 @@
           <w:lang w:val="es-MX"/>
         </w:rPr>
       </w:pPr>
-      <w:r>
-        <w:rPr>
-          <w:b/>
-          <w:bCs/>
-          <w:lang w:val="es-MX"/>
-        </w:rPr>
-        <w:t>section.php es el modelo</w:t>
+      <w:proofErr w:type="spellStart"/>
+      <w:r>
+        <w:rPr>
+          <w:b/>
+          <w:bCs/>
+          <w:lang w:val="es-MX"/>
+        </w:rPr>
+        <w:t>section.php</w:t>
+      </w:r>
+      <w:proofErr w:type="spellEnd"/>
+      <w:r>
+        <w:rPr>
+          <w:b/>
+          <w:bCs/>
+          <w:lang w:val="es-MX"/>
+        </w:rPr>
+        <w:t xml:space="preserve"> es el modelo</w:t>
       </w:r>
     </w:p>
     <w:p>
@@ -3577,12 +4726,58 @@
           <w:lang w:val="es-MX"/>
         </w:rPr>
       </w:pPr>
-      <w:r>
-        <w:rPr>
-          <w:lang w:val="es-MX"/>
-        </w:rPr>
-        <w:t>php artisan make:observer SectionObserver</w:t>
-      </w:r>
+      <w:proofErr w:type="spellStart"/>
+      <w:r>
+        <w:rPr>
+          <w:lang w:val="es-MX"/>
+        </w:rPr>
+        <w:t>php</w:t>
+      </w:r>
+      <w:proofErr w:type="spellEnd"/>
+      <w:r>
+        <w:rPr>
+          <w:lang w:val="es-MX"/>
+        </w:rPr>
+        <w:t xml:space="preserve"> </w:t>
+      </w:r>
+      <w:proofErr w:type="spellStart"/>
+      <w:r>
+        <w:rPr>
+          <w:lang w:val="es-MX"/>
+        </w:rPr>
+        <w:t>artisan</w:t>
+      </w:r>
+      <w:proofErr w:type="spellEnd"/>
+      <w:r>
+        <w:rPr>
+          <w:lang w:val="es-MX"/>
+        </w:rPr>
+        <w:t xml:space="preserve"> </w:t>
+      </w:r>
+      <w:proofErr w:type="spellStart"/>
+      <w:proofErr w:type="gramStart"/>
+      <w:r>
+        <w:rPr>
+          <w:lang w:val="es-MX"/>
+        </w:rPr>
+        <w:t>make:observer</w:t>
+      </w:r>
+      <w:proofErr w:type="spellEnd"/>
+      <w:proofErr w:type="gramEnd"/>
+      <w:r>
+        <w:rPr>
+          <w:lang w:val="es-MX"/>
+        </w:rPr>
+        <w:t xml:space="preserve"> </w:t>
+      </w:r>
+      <w:proofErr w:type="spellStart"/>
+      <w:r>
+        <w:rPr>
+          <w:lang w:val="es-MX"/>
+        </w:rPr>
+        <w:t>SectionObserver</w:t>
+      </w:r>
+      <w:proofErr w:type="spellEnd"/>
     </w:p>
     <w:p>
       <w:pPr>
@@ -3610,8 +4805,33 @@
           <w:b/>
           <w:bCs/>
         </w:rPr>
-        <w:t>Resolución de errores al editar y eliminar en goals y requirement</w:t>
-      </w:r>
+        <w:t xml:space="preserve">Resolución de errores al editar y eliminar en </w:t>
+      </w:r>
+      <w:proofErr w:type="spellStart"/>
+      <w:r>
+        <w:rPr>
+          <w:b/>
+          <w:bCs/>
+        </w:rPr>
+        <w:t>goals</w:t>
+      </w:r>
+      <w:proofErr w:type="spellEnd"/>
+      <w:r>
+        <w:rPr>
+          <w:b/>
+          <w:bCs/>
+        </w:rPr>
+        <w:t xml:space="preserve"> y </w:t>
+      </w:r>
+      <w:proofErr w:type="spellStart"/>
+      <w:r>
+        <w:rPr>
+          <w:b/>
+          <w:bCs/>
+        </w:rPr>
+        <w:t>requirement</w:t>
+      </w:r>
+      <w:proofErr w:type="spellEnd"/>
     </w:p>
     <w:p>
       <w:pPr>
@@ -3656,8 +4876,17 @@
           <w:b/>
           <w:bCs/>
         </w:rPr>
-        <w:t xml:space="preserve"> 1. Estabas usando índices numéricos en vez de IDs</w:t>
-      </w:r>
+        <w:t xml:space="preserve"> 1. Estabas usando índices numéricos en vez de </w:t>
+      </w:r>
+      <w:proofErr w:type="spellStart"/>
+      <w:r>
+        <w:rPr>
+          <w:b/>
+          <w:bCs/>
+        </w:rPr>
+        <w:t>IDs</w:t>
+      </w:r>
+      <w:proofErr w:type="spellEnd"/>
     </w:p>
     <w:p>
       <w:r>
@@ -3665,13 +4894,57 @@
       </w:r>
     </w:p>
     <w:p>
-      <w:r>
-        <w:t>wire:model="requirements.{{ $index }}.name"</w:t>
-      </w:r>
-    </w:p>
-    <w:p>
-      <w:r>
-        <w:t xml:space="preserve">Pero si eliminas algo o mueves cosas con SortableJS, los índices cambian → </w:t>
+      <w:proofErr w:type="spellStart"/>
+      <w:proofErr w:type="gramStart"/>
+      <w:r>
+        <w:t>wire:model</w:t>
+      </w:r>
+      <w:proofErr w:type="spellEnd"/>
+      <w:proofErr w:type="gramEnd"/>
+      <w:r>
+        <w:t>="</w:t>
+      </w:r>
+      <w:proofErr w:type="spellStart"/>
+      <w:proofErr w:type="gramStart"/>
+      <w:r>
+        <w:t>requirements</w:t>
+      </w:r>
+      <w:proofErr w:type="spellEnd"/>
+      <w:r>
+        <w:t>.{{ $</w:t>
+      </w:r>
+      <w:proofErr w:type="spellStart"/>
+      <w:r>
+        <w:t>index</w:t>
+      </w:r>
+      <w:proofErr w:type="spellEnd"/>
+      <w:r>
+        <w:t xml:space="preserve"> }</w:t>
+      </w:r>
+      <w:proofErr w:type="gramEnd"/>
+      <w:r>
+        <w:t>}.</w:t>
+      </w:r>
+      <w:proofErr w:type="spellStart"/>
+      <w:r>
+        <w:t>name</w:t>
+      </w:r>
+      <w:proofErr w:type="spellEnd"/>
+      <w:r>
+        <w:t>"</w:t>
+      </w:r>
+    </w:p>
+    <w:p>
+      <w:r>
+        <w:t xml:space="preserve">Pero si eliminas algo o mueves cosas con </w:t>
+      </w:r>
+      <w:proofErr w:type="spellStart"/>
+      <w:r>
+        <w:t>SortableJS</w:t>
+      </w:r>
+      <w:proofErr w:type="spellEnd"/>
+      <w:r>
+        <w:t xml:space="preserve">, los índices cambian → </w:t>
       </w:r>
       <w:r>
         <w:rPr>
@@ -3711,7 +4984,39 @@
           <w:b/>
           <w:bCs/>
         </w:rPr>
-        <w:t xml:space="preserve"> 2. El input no se limpiaba porque Livewire + SweetAlert lo ensuciaban</w:t>
+        <w:t xml:space="preserve"> 2. El input no se limpiaba porque </w:t>
+      </w:r>
+      <w:proofErr w:type="spellStart"/>
+      <w:r>
+        <w:rPr>
+          <w:b/>
+          <w:bCs/>
+        </w:rPr>
+        <w:t>Livewire</w:t>
+      </w:r>
+      <w:proofErr w:type="spellEnd"/>
+      <w:r>
+        <w:rPr>
+          <w:b/>
+          <w:bCs/>
+        </w:rPr>
+        <w:t xml:space="preserve"> + </w:t>
+      </w:r>
+      <w:proofErr w:type="spellStart"/>
+      <w:r>
+        <w:rPr>
+          <w:b/>
+          <w:bCs/>
+        </w:rPr>
+        <w:t>SweetAlert</w:t>
+      </w:r>
+      <w:proofErr w:type="spellEnd"/>
+      <w:r>
+        <w:rPr>
+          <w:b/>
+          <w:bCs/>
+        </w:rPr>
+        <w:t xml:space="preserve"> lo ensuciaban</w:t>
       </w:r>
     </w:p>
     <w:p>
@@ -3721,12 +5026,41 @@
     </w:p>
     <w:p>
       <w:r>
-        <w:t>$this-&gt;reset('name');</w:t>
-      </w:r>
-    </w:p>
-    <w:p>
-      <w:r>
-        <w:t>SweetAlert deja el DOM como estaba → el texto NO se borraba visualmente.</w:t>
+        <w:t>$</w:t>
+      </w:r>
+      <w:proofErr w:type="spellStart"/>
+      <w:r>
+        <w:t>this</w:t>
+      </w:r>
+      <w:proofErr w:type="spellEnd"/>
+      <w:r>
+        <w:t>-&gt;</w:t>
+      </w:r>
+      <w:proofErr w:type="spellStart"/>
+      <w:r>
+        <w:t>reset</w:t>
+      </w:r>
+      <w:proofErr w:type="spellEnd"/>
+      <w:r>
+        <w:t>('</w:t>
+      </w:r>
+      <w:proofErr w:type="spellStart"/>
+      <w:r>
+        <w:t>name</w:t>
+      </w:r>
+      <w:proofErr w:type="spellEnd"/>
+      <w:r>
+        <w:t>');</w:t>
+      </w:r>
+    </w:p>
+    <w:p>
+      <w:proofErr w:type="spellStart"/>
+      <w:r>
+        <w:t>SweetAlert</w:t>
+      </w:r>
+      <w:proofErr w:type="spellEnd"/>
+      <w:r>
+        <w:t xml:space="preserve"> deja el DOM como estaba → el texto NO se borraba visualmente.</w:t>
       </w:r>
     </w:p>
     <w:p>
@@ -3779,7 +5113,36 @@
     </w:p>
     <w:p>
       <w:r>
-        <w:t>-&gt;get()-&gt;keyBy('id')-&gt;toArray();</w:t>
+        <w:t>-&gt;</w:t>
+      </w:r>
+      <w:proofErr w:type="spellStart"/>
+      <w:r>
+        <w:t>get</w:t>
+      </w:r>
+      <w:proofErr w:type="spellEnd"/>
+      <w:r>
+        <w:t>()-&gt;</w:t>
+      </w:r>
+      <w:proofErr w:type="spellStart"/>
+      <w:r>
+        <w:t>keyBy</w:t>
+      </w:r>
+      <w:proofErr w:type="spellEnd"/>
+      <w:r>
+        <w:t>('id')-&gt;</w:t>
+      </w:r>
+      <w:proofErr w:type="spellStart"/>
+      <w:proofErr w:type="gramStart"/>
+      <w:r>
+        <w:t>toArray</w:t>
+      </w:r>
+      <w:proofErr w:type="spellEnd"/>
+      <w:r>
+        <w:t>(</w:t>
+      </w:r>
+      <w:proofErr w:type="gramEnd"/>
+      <w:r>
+        <w:t>);</w:t>
       </w:r>
     </w:p>
     <w:p>
@@ -3801,9 +5164,37 @@
       </w:r>
     </w:p>
     <w:p>
+      <w:proofErr w:type="spellStart"/>
+      <w:proofErr w:type="gramStart"/>
       <w:r>
         <w:lastRenderedPageBreak/>
-        <w:t>wire:model="requirements.{{ $id }}.name"</w:t>
+        <w:t>wire:model</w:t>
+      </w:r>
+      <w:proofErr w:type="spellEnd"/>
+      <w:proofErr w:type="gramEnd"/>
+      <w:r>
+        <w:t>="</w:t>
+      </w:r>
+      <w:proofErr w:type="spellStart"/>
+      <w:proofErr w:type="gramStart"/>
+      <w:r>
+        <w:t>requirements</w:t>
+      </w:r>
+      <w:proofErr w:type="spellEnd"/>
+      <w:r>
+        <w:t>.{{ $id }</w:t>
+      </w:r>
+      <w:proofErr w:type="gramEnd"/>
+      <w:r>
+        <w:t>}.</w:t>
+      </w:r>
+      <w:proofErr w:type="spellStart"/>
+      <w:r>
+        <w:t>name</w:t>
+      </w:r>
+      <w:proofErr w:type="spellEnd"/>
+      <w:r>
+        <w:t>"</w:t>
       </w:r>
     </w:p>
     <w:p>
@@ -3825,13 +5216,73 @@
       </w:r>
     </w:p>
     <w:p>
-      <w:r>
-        <w:t>Livewire.on('clear-input', () =&gt; {</w:t>
-      </w:r>
-    </w:p>
-    <w:p>
-      <w:r>
-        <w:t xml:space="preserve">    document.querySelector('input[wire\\:model="name"]').value = "";</w:t>
+      <w:proofErr w:type="spellStart"/>
+      <w:r>
+        <w:t>Livewire.on</w:t>
+      </w:r>
+      <w:proofErr w:type="spellEnd"/>
+      <w:r>
+        <w:t>('</w:t>
+      </w:r>
+      <w:proofErr w:type="spellStart"/>
+      <w:r>
+        <w:t>clear</w:t>
+      </w:r>
+      <w:proofErr w:type="spellEnd"/>
+      <w:r>
+        <w:t>-input', () =&gt; {</w:t>
+      </w:r>
+    </w:p>
+    <w:p>
+      <w:r>
+        <w:t xml:space="preserve">    </w:t>
+      </w:r>
+      <w:proofErr w:type="spellStart"/>
+      <w:proofErr w:type="gramStart"/>
+      <w:r>
+        <w:t>document.querySelector</w:t>
+      </w:r>
+      <w:proofErr w:type="spellEnd"/>
+      <w:proofErr w:type="gramEnd"/>
+      <w:r>
+        <w:t>('input[</w:t>
+      </w:r>
+      <w:proofErr w:type="spellStart"/>
+      <w:r>
+        <w:t>wire</w:t>
+      </w:r>
+      <w:proofErr w:type="spellEnd"/>
+      <w:r>
+        <w:t>\</w:t>
+      </w:r>
+      <w:proofErr w:type="gramStart"/>
+      <w:r>
+        <w:t>\:</w:t>
+      </w:r>
+      <w:proofErr w:type="spellStart"/>
+      <w:r>
+        <w:t>model</w:t>
+      </w:r>
+      <w:proofErr w:type="spellEnd"/>
+      <w:proofErr w:type="gramEnd"/>
+      <w:r>
+        <w:t>="</w:t>
+      </w:r>
+      <w:proofErr w:type="spellStart"/>
+      <w:r>
+        <w:t>name</w:t>
+      </w:r>
+      <w:proofErr w:type="spellEnd"/>
+      <w:r>
+        <w:t>"]').</w:t>
+      </w:r>
+      <w:proofErr w:type="spellStart"/>
+      <w:r>
+        <w:t>value</w:t>
+      </w:r>
+      <w:proofErr w:type="spellEnd"/>
+      <w:r>
+        <w:t xml:space="preserve"> = "";</w:t>
       </w:r>
     </w:p>
     <w:p>
@@ -3857,14 +5308,52 @@
       </w:r>
     </w:p>
     <w:p>
-      <w:r>
-        <w:t>php artisan make:livewire instructor.courses.manage-section</w:t>
-      </w:r>
-    </w:p>
-    <w:p/>
-    <w:p>
-      <w:r>
-        <w:t>truncate para que si un texto es largo te salga …</w:t>
+      <w:proofErr w:type="spellStart"/>
+      <w:r>
+        <w:t>php</w:t>
+      </w:r>
+      <w:proofErr w:type="spellEnd"/>
+      <w:r>
+        <w:t xml:space="preserve"> </w:t>
+      </w:r>
+      <w:proofErr w:type="spellStart"/>
+      <w:r>
+        <w:t>artisan</w:t>
+      </w:r>
+      <w:proofErr w:type="spellEnd"/>
+      <w:r>
+        <w:t xml:space="preserve"> </w:t>
+      </w:r>
+      <w:proofErr w:type="spellStart"/>
+      <w:proofErr w:type="gramStart"/>
+      <w:r>
+        <w:t>make:livewire</w:t>
+      </w:r>
+      <w:proofErr w:type="spellEnd"/>
+      <w:proofErr w:type="gramEnd"/>
+      <w:r>
+        <w:t xml:space="preserve"> </w:t>
+      </w:r>
+      <w:proofErr w:type="spellStart"/>
+      <w:proofErr w:type="gramStart"/>
+      <w:r>
+        <w:t>instructor.courses</w:t>
+      </w:r>
+      <w:proofErr w:type="gramEnd"/>
+      <w:r>
+        <w:t>.manage-section</w:t>
+      </w:r>
+      <w:proofErr w:type="spellEnd"/>
+    </w:p>
+    <w:p/>
+    <w:p>
+      <w:proofErr w:type="spellStart"/>
+      <w:r>
+        <w:t>truncate</w:t>
+      </w:r>
+      <w:proofErr w:type="spellEnd"/>
+      <w:r>
+        <w:t xml:space="preserve"> para que si un texto es largo te salga …</w:t>
       </w:r>
     </w:p>
     <w:p/>
@@ -3884,12 +5373,54 @@
       <w:r>
         <w:t xml:space="preserve">Para los </w:t>
       </w:r>
+      <w:proofErr w:type="spellStart"/>
       <w:r>
         <w:t>s</w:t>
       </w:r>
       <w:r>
-        <w:t>ections ver datos, agregar y que se limpie la consola, editar sin sweet alert, solo darle en uyn botón y allí poner el texto, para eliminar si hay un sweet alert</w:t>
-      </w:r>
+        <w:t>ections</w:t>
+      </w:r>
+      <w:proofErr w:type="spellEnd"/>
+      <w:r>
+        <w:t xml:space="preserve"> ver datos, agregar y que se limpie la consola, editar sin </w:t>
+      </w:r>
+      <w:proofErr w:type="spellStart"/>
+      <w:r>
+        <w:t>sweet</w:t>
+      </w:r>
+      <w:proofErr w:type="spellEnd"/>
+      <w:r>
+        <w:t xml:space="preserve"> </w:t>
+      </w:r>
+      <w:proofErr w:type="spellStart"/>
+      <w:r>
+        <w:t>alert</w:t>
+      </w:r>
+      <w:proofErr w:type="spellEnd"/>
+      <w:r>
+        <w:t xml:space="preserve">, solo darle en </w:t>
+      </w:r>
+      <w:proofErr w:type="spellStart"/>
+      <w:r>
+        <w:t>uyn</w:t>
+      </w:r>
+      <w:proofErr w:type="spellEnd"/>
+      <w:r>
+        <w:t xml:space="preserve"> botón y allí poner el texto, para eliminar si hay un </w:t>
+      </w:r>
+      <w:proofErr w:type="spellStart"/>
+      <w:r>
+        <w:t>sweet</w:t>
+      </w:r>
+      <w:proofErr w:type="spellEnd"/>
+      <w:r>
+        <w:t xml:space="preserve"> </w:t>
+      </w:r>
+      <w:proofErr w:type="spellStart"/>
+      <w:r>
+        <w:t>alert</w:t>
+      </w:r>
+      <w:proofErr w:type="spellEnd"/>
       <w:r>
         <w:t>.</w:t>
       </w:r>
@@ -3925,7 +5456,15 @@
         </w:tabs>
       </w:pPr>
       <w:r>
-        <w:t>&lt;x-label&gt;</w:t>
+        <w:t>&lt;x-</w:t>
+      </w:r>
+      <w:proofErr w:type="spellStart"/>
+      <w:r>
+        <w:t>label</w:t>
+      </w:r>
+      <w:proofErr w:type="spellEnd"/>
+      <w:r>
+        <w:t>&gt;</w:t>
       </w:r>
     </w:p>
     <w:p>
@@ -3935,7 +5474,28 @@
         </w:tabs>
       </w:pPr>
       <w:r>
-        <w:t>                                Sección {{ $section-&gt;position }}:</w:t>
+        <w:t xml:space="preserve">                                Sección </w:t>
+      </w:r>
+      <w:proofErr w:type="gramStart"/>
+      <w:r>
+        <w:t>{{ $</w:t>
+      </w:r>
+      <w:proofErr w:type="spellStart"/>
+      <w:proofErr w:type="gramEnd"/>
+      <w:r>
+        <w:t>section</w:t>
+      </w:r>
+      <w:proofErr w:type="spellEnd"/>
+      <w:r>
+        <w:t>-&gt;</w:t>
+      </w:r>
+      <w:proofErr w:type="gramStart"/>
+      <w:r>
+        <w:t>position }</w:t>
+      </w:r>
+      <w:proofErr w:type="gramEnd"/>
+      <w:r>
+        <w:t>}:</w:t>
       </w:r>
     </w:p>
     <w:p>
@@ -3945,7 +5505,15 @@
         </w:tabs>
       </w:pPr>
       <w:r>
-        <w:t>                            &lt;/x-label&gt;</w:t>
+        <w:t>                            &lt;/x-</w:t>
+      </w:r>
+      <w:proofErr w:type="spellStart"/>
+      <w:r>
+        <w:t>label</w:t>
+      </w:r>
+      <w:proofErr w:type="spellEnd"/>
+      <w:r>
+        <w:t>&gt;</w:t>
       </w:r>
     </w:p>
     <w:p>
@@ -3962,7 +5530,23 @@
         </w:tabs>
       </w:pPr>
       <w:r>
-        <w:t>Si elimino un registro igual el sección quedara con su mismo id por ejemplo sección 1, sección 4 y si elimino el sección 3 igual quedaran con el mismo valor</w:t>
+        <w:t xml:space="preserve">Si elimino un registro igual </w:t>
+      </w:r>
+      <w:proofErr w:type="gramStart"/>
+      <w:r>
+        <w:t>el sección</w:t>
+      </w:r>
+      <w:proofErr w:type="gramEnd"/>
+      <w:r>
+        <w:t xml:space="preserve"> quedara con su mismo id por ejemplo sección 1, sección 4 y si elimino </w:t>
+      </w:r>
+      <w:proofErr w:type="gramStart"/>
+      <w:r>
+        <w:t>el sección</w:t>
+      </w:r>
+      <w:proofErr w:type="gramEnd"/>
+      <w:r>
+        <w:t xml:space="preserve"> 3 igual quedaran con el mismo valor</w:t>
       </w:r>
     </w:p>
     <w:p>
@@ -4030,10 +5614,50 @@
         <w:t xml:space="preserve">Si hago con </w:t>
       </w:r>
       <w:r>
-        <w:t xml:space="preserve">$loop-&gt;iteration </w:t>
-      </w:r>
-      <w:r>
-        <w:t>entonces y acambia y si elimino un valor por ejemplo el sección 2 entonces el sección 4 pasara a sección 2</w:t>
+        <w:t>$</w:t>
+      </w:r>
+      <w:proofErr w:type="spellStart"/>
+      <w:r>
+        <w:t>loop</w:t>
+      </w:r>
+      <w:proofErr w:type="spellEnd"/>
+      <w:r>
+        <w:t>-&gt;</w:t>
+      </w:r>
+      <w:proofErr w:type="spellStart"/>
+      <w:r>
+        <w:t>iteration</w:t>
+      </w:r>
+      <w:proofErr w:type="spellEnd"/>
+      <w:r>
+        <w:t xml:space="preserve"> </w:t>
+      </w:r>
+      <w:r>
+        <w:t xml:space="preserve">entonces y </w:t>
+      </w:r>
+      <w:proofErr w:type="spellStart"/>
+      <w:r>
+        <w:t>acambia</w:t>
+      </w:r>
+      <w:proofErr w:type="spellEnd"/>
+      <w:r>
+        <w:t xml:space="preserve"> y si elimino un valor por ejemplo </w:t>
+      </w:r>
+      <w:proofErr w:type="gramStart"/>
+      <w:r>
+        <w:t>el sección</w:t>
+      </w:r>
+      <w:proofErr w:type="gramEnd"/>
+      <w:r>
+        <w:t xml:space="preserve"> 2 entonces </w:t>
+      </w:r>
+      <w:proofErr w:type="gramStart"/>
+      <w:r>
+        <w:t>el sección</w:t>
+      </w:r>
+      <w:proofErr w:type="gramEnd"/>
+      <w:r>
+        <w:t xml:space="preserve"> 4 pasara a sección 2</w:t>
       </w:r>
     </w:p>
     <w:p>
@@ -4214,14 +5838,41 @@
       </w:pPr>
       <w:r>
         <w:tab/>
-        <w:t xml:space="preserve">Php artisan livewire:publish </w:t>
+      </w:r>
+      <w:proofErr w:type="spellStart"/>
+      <w:r>
+        <w:t>Php</w:t>
+      </w:r>
+      <w:proofErr w:type="spellEnd"/>
+      <w:r>
+        <w:t xml:space="preserve"> </w:t>
+      </w:r>
+      <w:proofErr w:type="spellStart"/>
+      <w:r>
+        <w:t>artisan</w:t>
+      </w:r>
+      <w:proofErr w:type="spellEnd"/>
+      <w:r>
+        <w:t xml:space="preserve"> </w:t>
+      </w:r>
+      <w:proofErr w:type="spellStart"/>
+      <w:proofErr w:type="gramStart"/>
+      <w:r>
+        <w:t>livewire:publish</w:t>
+      </w:r>
+      <w:proofErr w:type="spellEnd"/>
+      <w:proofErr w:type="gramEnd"/>
+      <w:r>
+        <w:t xml:space="preserve"> </w:t>
       </w:r>
       <w:r>
         <w:t>–</w:t>
       </w:r>
+      <w:proofErr w:type="spellStart"/>
       <w:r>
         <w:t>config</w:t>
       </w:r>
+      <w:proofErr w:type="spellEnd"/>
     </w:p>
     <w:p>
       <w:pPr>
@@ -4229,8 +5880,13 @@
           <w:tab w:val="left" w:pos="1237"/>
         </w:tabs>
       </w:pPr>
-      <w:r>
-        <w:t>Max_file 2G</w:t>
+      <w:proofErr w:type="spellStart"/>
+      <w:r>
+        <w:t>Max_file</w:t>
+      </w:r>
+      <w:proofErr w:type="spellEnd"/>
+      <w:r>
+        <w:t xml:space="preserve"> 2G</w:t>
       </w:r>
     </w:p>
     <w:p>
@@ -4246,8 +5902,39 @@
           <w:tab w:val="left" w:pos="1237"/>
         </w:tabs>
       </w:pPr>
-      <w:r>
-        <w:t>Php artisan make:model Lesson -m</w:t>
+      <w:proofErr w:type="spellStart"/>
+      <w:r>
+        <w:t>Php</w:t>
+      </w:r>
+      <w:proofErr w:type="spellEnd"/>
+      <w:r>
+        <w:t xml:space="preserve"> </w:t>
+      </w:r>
+      <w:proofErr w:type="spellStart"/>
+      <w:r>
+        <w:t>artisan</w:t>
+      </w:r>
+      <w:proofErr w:type="spellEnd"/>
+      <w:r>
+        <w:t xml:space="preserve"> </w:t>
+      </w:r>
+      <w:proofErr w:type="spellStart"/>
+      <w:proofErr w:type="gramStart"/>
+      <w:r>
+        <w:t>make:model</w:t>
+      </w:r>
+      <w:proofErr w:type="spellEnd"/>
+      <w:proofErr w:type="gramEnd"/>
+      <w:r>
+        <w:t xml:space="preserve"> </w:t>
+      </w:r>
+      <w:proofErr w:type="spellStart"/>
+      <w:r>
+        <w:t>Lesson</w:t>
+      </w:r>
+      <w:proofErr w:type="spellEnd"/>
+      <w:r>
+        <w:t xml:space="preserve"> -m</w:t>
       </w:r>
     </w:p>
     <w:p>
@@ -4256,9 +5943,37 @@
           <w:tab w:val="left" w:pos="1237"/>
         </w:tabs>
       </w:pPr>
-      <w:r>
-        <w:t>php artisan make:observer LessonObserver</w:t>
-      </w:r>
+      <w:proofErr w:type="spellStart"/>
+      <w:r>
+        <w:t>php</w:t>
+      </w:r>
+      <w:proofErr w:type="spellEnd"/>
+      <w:r>
+        <w:t xml:space="preserve"> </w:t>
+      </w:r>
+      <w:proofErr w:type="spellStart"/>
+      <w:r>
+        <w:t>artisan</w:t>
+      </w:r>
+      <w:proofErr w:type="spellEnd"/>
+      <w:r>
+        <w:t xml:space="preserve"> </w:t>
+      </w:r>
+      <w:proofErr w:type="spellStart"/>
+      <w:proofErr w:type="gramStart"/>
+      <w:r>
+        <w:t>make:observer</w:t>
+      </w:r>
+      <w:proofErr w:type="spellEnd"/>
+      <w:proofErr w:type="gramEnd"/>
+      <w:r>
+        <w:t xml:space="preserve"> </w:t>
+      </w:r>
+      <w:proofErr w:type="spellStart"/>
+      <w:r>
+        <w:t>LessonObserver</w:t>
+      </w:r>
+      <w:proofErr w:type="spellEnd"/>
     </w:p>
     <w:p>
       <w:pPr>
@@ -4267,7 +5982,31 @@
         </w:tabs>
       </w:pPr>
       <w:r>
-        <w:t> $table-&gt;boolean('is_published')-&gt;default(1);</w:t>
+        <w:t> $table-&gt;</w:t>
+      </w:r>
+      <w:proofErr w:type="spellStart"/>
+      <w:r>
+        <w:t>boolean</w:t>
+      </w:r>
+      <w:proofErr w:type="spellEnd"/>
+      <w:r>
+        <w:t>('</w:t>
+      </w:r>
+      <w:proofErr w:type="spellStart"/>
+      <w:r>
+        <w:t>is_published</w:t>
+      </w:r>
+      <w:proofErr w:type="spellEnd"/>
+      <w:r>
+        <w:t>')-&gt;</w:t>
+      </w:r>
+      <w:proofErr w:type="gramStart"/>
+      <w:r>
+        <w:t>default(</w:t>
+      </w:r>
+      <w:proofErr w:type="gramEnd"/>
+      <w:r>
+        <w:t>1);</w:t>
       </w:r>
     </w:p>
     <w:p>
@@ -4286,9 +6025,29 @@
           <w:tab w:val="left" w:pos="1237"/>
         </w:tabs>
       </w:pPr>
-      <w:r>
-        <w:t>php artisan migrate:rollback</w:t>
-      </w:r>
+      <w:proofErr w:type="spellStart"/>
+      <w:r>
+        <w:t>php</w:t>
+      </w:r>
+      <w:proofErr w:type="spellEnd"/>
+      <w:r>
+        <w:t xml:space="preserve"> </w:t>
+      </w:r>
+      <w:proofErr w:type="spellStart"/>
+      <w:r>
+        <w:t>artisan</w:t>
+      </w:r>
+      <w:proofErr w:type="spellEnd"/>
+      <w:r>
+        <w:t xml:space="preserve"> </w:t>
+      </w:r>
+      <w:proofErr w:type="spellStart"/>
+      <w:proofErr w:type="gramStart"/>
+      <w:r>
+        <w:t>migrate:rollback</w:t>
+      </w:r>
+      <w:proofErr w:type="spellEnd"/>
+      <w:proofErr w:type="gramEnd"/>
     </w:p>
     <w:p>
       <w:pPr>
@@ -4296,9 +6055,27 @@
           <w:tab w:val="left" w:pos="1237"/>
         </w:tabs>
       </w:pPr>
-      <w:r>
-        <w:t>php artisan migrate</w:t>
-      </w:r>
+      <w:proofErr w:type="spellStart"/>
+      <w:r>
+        <w:t>php</w:t>
+      </w:r>
+      <w:proofErr w:type="spellEnd"/>
+      <w:r>
+        <w:t xml:space="preserve"> </w:t>
+      </w:r>
+      <w:proofErr w:type="spellStart"/>
+      <w:r>
+        <w:t>artisan</w:t>
+      </w:r>
+      <w:proofErr w:type="spellEnd"/>
+      <w:r>
+        <w:t xml:space="preserve"> </w:t>
+      </w:r>
+      <w:proofErr w:type="spellStart"/>
+      <w:r>
+        <w:t>migrate</w:t>
+      </w:r>
+      <w:proofErr w:type="spellEnd"/>
     </w:p>
     <w:p>
       <w:pPr>
@@ -4313,10 +6090,43 @@
           <w:tab w:val="left" w:pos="1237"/>
         </w:tabs>
       </w:pPr>
+      <w:proofErr w:type="spellStart"/>
       <w:r>
         <w:lastRenderedPageBreak/>
-        <w:t>php artisan make:livewire instructor.courses.manage-lessons</w:t>
-      </w:r>
+        <w:t>php</w:t>
+      </w:r>
+      <w:proofErr w:type="spellEnd"/>
+      <w:r>
+        <w:t xml:space="preserve"> </w:t>
+      </w:r>
+      <w:proofErr w:type="spellStart"/>
+      <w:r>
+        <w:t>artisan</w:t>
+      </w:r>
+      <w:proofErr w:type="spellEnd"/>
+      <w:r>
+        <w:t xml:space="preserve"> </w:t>
+      </w:r>
+      <w:proofErr w:type="spellStart"/>
+      <w:proofErr w:type="gramStart"/>
+      <w:r>
+        <w:t>make:livewire</w:t>
+      </w:r>
+      <w:proofErr w:type="spellEnd"/>
+      <w:proofErr w:type="gramEnd"/>
+      <w:r>
+        <w:t xml:space="preserve"> </w:t>
+      </w:r>
+      <w:proofErr w:type="spellStart"/>
+      <w:proofErr w:type="gramStart"/>
+      <w:r>
+        <w:t>instructor.courses</w:t>
+      </w:r>
+      <w:proofErr w:type="gramEnd"/>
+      <w:r>
+        <w:t>.manage-lessons</w:t>
+      </w:r>
+      <w:proofErr w:type="spellEnd"/>
     </w:p>
     <w:p>
       <w:pPr>
@@ -4430,9 +6240,37 @@
     <w:p/>
     <w:p/>
     <w:p>
-      <w:r>
-        <w:t>php artisan make:rule UniqueLessonSection</w:t>
-      </w:r>
+      <w:proofErr w:type="spellStart"/>
+      <w:r>
+        <w:t>php</w:t>
+      </w:r>
+      <w:proofErr w:type="spellEnd"/>
+      <w:r>
+        <w:t xml:space="preserve"> </w:t>
+      </w:r>
+      <w:proofErr w:type="spellStart"/>
+      <w:r>
+        <w:t>artisan</w:t>
+      </w:r>
+      <w:proofErr w:type="spellEnd"/>
+      <w:r>
+        <w:t xml:space="preserve"> </w:t>
+      </w:r>
+      <w:proofErr w:type="spellStart"/>
+      <w:proofErr w:type="gramStart"/>
+      <w:r>
+        <w:t>make:rule</w:t>
+      </w:r>
+      <w:proofErr w:type="spellEnd"/>
+      <w:proofErr w:type="gramEnd"/>
+      <w:r>
+        <w:t xml:space="preserve"> </w:t>
+      </w:r>
+      <w:proofErr w:type="spellStart"/>
+      <w:r>
+        <w:t>UniqueLessonSection</w:t>
+      </w:r>
+      <w:proofErr w:type="spellEnd"/>
     </w:p>
     <w:p/>
     <w:p>
@@ -4513,13 +6351,31 @@
           <w:bCs/>
         </w:rPr>
       </w:pPr>
-      <w:r>
-        <w:rPr>
-          <w:b/>
-          <w:bCs/>
-        </w:rPr>
-        <w:t>ffmeg programa para duración de videos y asi</w:t>
-      </w:r>
+      <w:proofErr w:type="spellStart"/>
+      <w:r>
+        <w:rPr>
+          <w:b/>
+          <w:bCs/>
+        </w:rPr>
+        <w:t>ffmeg</w:t>
+      </w:r>
+      <w:proofErr w:type="spellEnd"/>
+      <w:r>
+        <w:rPr>
+          <w:b/>
+          <w:bCs/>
+        </w:rPr>
+        <w:t xml:space="preserve"> programa para duración de videos y </w:t>
+      </w:r>
+      <w:proofErr w:type="spellStart"/>
+      <w:r>
+        <w:rPr>
+          <w:b/>
+          <w:bCs/>
+        </w:rPr>
+        <w:t>asi</w:t>
+      </w:r>
+      <w:proofErr w:type="spellEnd"/>
     </w:p>
     <w:p>
       <w:pPr>
@@ -4535,16 +6391,36 @@
       </w:r>
     </w:p>
     <w:p>
-      <w:r>
-        <w:t>older builds</w:t>
-      </w:r>
-    </w:p>
-    <w:p/>
-    <w:p/>
-    <w:p>
-      <w:r>
-        <w:t>laravel ffmpeg</w:t>
-      </w:r>
+      <w:proofErr w:type="spellStart"/>
+      <w:r>
+        <w:t>older</w:t>
+      </w:r>
+      <w:proofErr w:type="spellEnd"/>
+      <w:r>
+        <w:t xml:space="preserve"> </w:t>
+      </w:r>
+      <w:proofErr w:type="spellStart"/>
+      <w:r>
+        <w:t>builds</w:t>
+      </w:r>
+      <w:proofErr w:type="spellEnd"/>
+    </w:p>
+    <w:p/>
+    <w:p/>
+    <w:p>
+      <w:proofErr w:type="spellStart"/>
+      <w:r>
+        <w:t>laravel</w:t>
+      </w:r>
+      <w:proofErr w:type="spellEnd"/>
+      <w:r>
+        <w:t xml:space="preserve"> </w:t>
+      </w:r>
+      <w:proofErr w:type="spellStart"/>
+      <w:r>
+        <w:t>ffmpeg</w:t>
+      </w:r>
+      <w:proofErr w:type="spellEnd"/>
     </w:p>
     <w:p>
       <w:hyperlink r:id="rId38" w:history="1">
@@ -4557,10 +6433,36 @@
       </w:hyperlink>
     </w:p>
     <w:p>
+      <w:proofErr w:type="spellStart"/>
       <w:r>
         <w:lastRenderedPageBreak/>
-        <w:t>composer require pbmedia/laravel-ffmpeg</w:t>
-      </w:r>
+        <w:t>composer</w:t>
+      </w:r>
+      <w:proofErr w:type="spellEnd"/>
+      <w:r>
+        <w:t xml:space="preserve"> </w:t>
+      </w:r>
+      <w:proofErr w:type="spellStart"/>
+      <w:r>
+        <w:t>require</w:t>
+      </w:r>
+      <w:proofErr w:type="spellEnd"/>
+      <w:r>
+        <w:t xml:space="preserve"> </w:t>
+      </w:r>
+      <w:proofErr w:type="spellStart"/>
+      <w:r>
+        <w:t>pbmedia</w:t>
+      </w:r>
+      <w:proofErr w:type="spellEnd"/>
+      <w:r>
+        <w:t>/</w:t>
+      </w:r>
+      <w:proofErr w:type="spellStart"/>
+      <w:r>
+        <w:t>laravel-ffmpeg</w:t>
+      </w:r>
+      <w:proofErr w:type="spellEnd"/>
     </w:p>
     <w:p>
       <w:hyperlink r:id="rId39" w:history="1">
@@ -4574,35 +6476,176 @@
     </w:p>
     <w:p/>
     <w:p>
-      <w:r>
-        <w:t>Remove-Item -Recurse -Force .\vendor\</w:t>
-      </w:r>
-    </w:p>
-    <w:p/>
-    <w:p/>
-    <w:p>
-      <w:r>
-        <w:t>git config --global --unset http.proxy</w:t>
-      </w:r>
-    </w:p>
-    <w:p>
-      <w:r>
-        <w:t>git config --global --unset https.proxy</w:t>
-      </w:r>
-    </w:p>
-    <w:p>
-      <w:r>
-        <w:t>esto en el cmd para que me deje subir lo de git</w:t>
-      </w:r>
-    </w:p>
-    <w:p>
-      <w:r>
-        <w:t>git config --global http.proxy http://proxy2.muni:3130</w:t>
-      </w:r>
-    </w:p>
-    <w:p>
-      <w:r>
-        <w:t>git config --global https.proxy http://proxy2.muni:3130</w:t>
+      <w:proofErr w:type="spellStart"/>
+      <w:r>
+        <w:t>Remove-Item</w:t>
+      </w:r>
+      <w:proofErr w:type="spellEnd"/>
+      <w:r>
+        <w:t xml:space="preserve"> -Recurse -</w:t>
+      </w:r>
+      <w:proofErr w:type="spellStart"/>
+      <w:proofErr w:type="gramStart"/>
+      <w:r>
+        <w:t>Force</w:t>
+      </w:r>
+      <w:proofErr w:type="spellEnd"/>
+      <w:r>
+        <w:t xml:space="preserve"> .</w:t>
+      </w:r>
+      <w:proofErr w:type="gramEnd"/>
+      <w:r>
+        <w:t>\</w:t>
+      </w:r>
+      <w:proofErr w:type="spellStart"/>
+      <w:r>
+        <w:t>vendor</w:t>
+      </w:r>
+      <w:proofErr w:type="spellEnd"/>
+      <w:r>
+        <w:t>\</w:t>
+      </w:r>
+    </w:p>
+    <w:p/>
+    <w:p/>
+    <w:p>
+      <w:proofErr w:type="spellStart"/>
+      <w:r>
+        <w:t>git</w:t>
+      </w:r>
+      <w:proofErr w:type="spellEnd"/>
+      <w:r>
+        <w:t xml:space="preserve"> </w:t>
+      </w:r>
+      <w:proofErr w:type="spellStart"/>
+      <w:r>
+        <w:t>config</w:t>
+      </w:r>
+      <w:proofErr w:type="spellEnd"/>
+      <w:r>
+        <w:t xml:space="preserve"> --global --</w:t>
+      </w:r>
+      <w:proofErr w:type="spellStart"/>
+      <w:r>
+        <w:t>unset</w:t>
+      </w:r>
+      <w:proofErr w:type="spellEnd"/>
+      <w:r>
+        <w:t xml:space="preserve"> </w:t>
+      </w:r>
+      <w:proofErr w:type="spellStart"/>
+      <w:proofErr w:type="gramStart"/>
+      <w:r>
+        <w:t>http.proxy</w:t>
+      </w:r>
+      <w:proofErr w:type="spellEnd"/>
+      <w:proofErr w:type="gramEnd"/>
+    </w:p>
+    <w:p>
+      <w:proofErr w:type="spellStart"/>
+      <w:r>
+        <w:t>git</w:t>
+      </w:r>
+      <w:proofErr w:type="spellEnd"/>
+      <w:r>
+        <w:t xml:space="preserve"> </w:t>
+      </w:r>
+      <w:proofErr w:type="spellStart"/>
+      <w:r>
+        <w:t>config</w:t>
+      </w:r>
+      <w:proofErr w:type="spellEnd"/>
+      <w:r>
+        <w:t xml:space="preserve"> --global --</w:t>
+      </w:r>
+      <w:proofErr w:type="spellStart"/>
+      <w:r>
+        <w:t>unset</w:t>
+      </w:r>
+      <w:proofErr w:type="spellEnd"/>
+      <w:r>
+        <w:t xml:space="preserve"> </w:t>
+      </w:r>
+      <w:proofErr w:type="spellStart"/>
+      <w:proofErr w:type="gramStart"/>
+      <w:r>
+        <w:t>https.proxy</w:t>
+      </w:r>
+      <w:proofErr w:type="spellEnd"/>
+      <w:proofErr w:type="gramEnd"/>
+    </w:p>
+    <w:p>
+      <w:r>
+        <w:t xml:space="preserve">esto en el </w:t>
+      </w:r>
+      <w:proofErr w:type="spellStart"/>
+      <w:r>
+        <w:t>cmd</w:t>
+      </w:r>
+      <w:proofErr w:type="spellEnd"/>
+      <w:r>
+        <w:t xml:space="preserve"> para que me deje subir lo de </w:t>
+      </w:r>
+      <w:proofErr w:type="spellStart"/>
+      <w:r>
+        <w:t>git</w:t>
+      </w:r>
+      <w:proofErr w:type="spellEnd"/>
+    </w:p>
+    <w:p>
+      <w:proofErr w:type="spellStart"/>
+      <w:r>
+        <w:t>git</w:t>
+      </w:r>
+      <w:proofErr w:type="spellEnd"/>
+      <w:r>
+        <w:t xml:space="preserve"> </w:t>
+      </w:r>
+      <w:proofErr w:type="spellStart"/>
+      <w:r>
+        <w:t>config</w:t>
+      </w:r>
+      <w:proofErr w:type="spellEnd"/>
+      <w:r>
+        <w:t xml:space="preserve"> --global </w:t>
+      </w:r>
+      <w:proofErr w:type="spellStart"/>
+      <w:proofErr w:type="gramStart"/>
+      <w:r>
+        <w:t>http.proxy</w:t>
+      </w:r>
+      <w:proofErr w:type="spellEnd"/>
+      <w:proofErr w:type="gramEnd"/>
+      <w:r>
+        <w:t xml:space="preserve"> http://proxy2.muni:3130</w:t>
+      </w:r>
+    </w:p>
+    <w:p>
+      <w:proofErr w:type="spellStart"/>
+      <w:r>
+        <w:t>git</w:t>
+      </w:r>
+      <w:proofErr w:type="spellEnd"/>
+      <w:r>
+        <w:t xml:space="preserve"> </w:t>
+      </w:r>
+      <w:proofErr w:type="spellStart"/>
+      <w:r>
+        <w:t>config</w:t>
+      </w:r>
+      <w:proofErr w:type="spellEnd"/>
+      <w:r>
+        <w:t xml:space="preserve"> --global </w:t>
+      </w:r>
+      <w:proofErr w:type="spellStart"/>
+      <w:proofErr w:type="gramStart"/>
+      <w:r>
+        <w:t>https.proxy</w:t>
+      </w:r>
+      <w:proofErr w:type="spellEnd"/>
+      <w:proofErr w:type="gramEnd"/>
+      <w:r>
+        <w:t xml:space="preserve"> http://proxy2.muni:3130</w:t>
       </w:r>
     </w:p>
     <w:p>
@@ -4611,13 +6654,23 @@
       </w:r>
     </w:p>
     <w:p>
-      <w:r>
-        <w:t>setx HTTP_PROXY "http://proxy2.muni:3130"</w:t>
-      </w:r>
-    </w:p>
-    <w:p>
-      <w:r>
-        <w:t>setx HTTPS_PROXY "http://proxy2.muni:3130"</w:t>
+      <w:proofErr w:type="spellStart"/>
+      <w:r>
+        <w:t>setx</w:t>
+      </w:r>
+      <w:proofErr w:type="spellEnd"/>
+      <w:r>
+        <w:t xml:space="preserve"> HTTP_PROXY "http://proxy2.muni:3130"</w:t>
+      </w:r>
+    </w:p>
+    <w:p>
+      <w:proofErr w:type="spellStart"/>
+      <w:r>
+        <w:t>setx</w:t>
+      </w:r>
+      <w:proofErr w:type="spellEnd"/>
+      <w:r>
+        <w:t xml:space="preserve"> HTTPS_PROXY "http://proxy2.muni:3130"</w:t>
       </w:r>
     </w:p>
     <w:p/>
@@ -4636,15 +6689,503 @@
     <w:p/>
     <w:p/>
     <w:p>
-      <w:r>
-        <w:t>php artisan make:event VideoUploaded</w:t>
-      </w:r>
-    </w:p>
-    <w:p>
-      <w:r>
-        <w:t>php artisan make:listener VideoUploaded\ProcessLessonVideo</w:t>
-      </w:r>
-    </w:p>
+      <w:proofErr w:type="spellStart"/>
+      <w:r>
+        <w:t>php</w:t>
+      </w:r>
+      <w:proofErr w:type="spellEnd"/>
+      <w:r>
+        <w:t xml:space="preserve"> </w:t>
+      </w:r>
+      <w:proofErr w:type="spellStart"/>
+      <w:r>
+        <w:t>artisan</w:t>
+      </w:r>
+      <w:proofErr w:type="spellEnd"/>
+      <w:r>
+        <w:t xml:space="preserve"> </w:t>
+      </w:r>
+      <w:proofErr w:type="spellStart"/>
+      <w:proofErr w:type="gramStart"/>
+      <w:r>
+        <w:t>make:event</w:t>
+      </w:r>
+      <w:proofErr w:type="spellEnd"/>
+      <w:proofErr w:type="gramEnd"/>
+      <w:r>
+        <w:t xml:space="preserve"> </w:t>
+      </w:r>
+      <w:proofErr w:type="spellStart"/>
+      <w:r>
+        <w:t>VideoUploaded</w:t>
+      </w:r>
+      <w:proofErr w:type="spellEnd"/>
+    </w:p>
+    <w:p>
+      <w:proofErr w:type="spellStart"/>
+      <w:r>
+        <w:t>php</w:t>
+      </w:r>
+      <w:proofErr w:type="spellEnd"/>
+      <w:r>
+        <w:t xml:space="preserve"> </w:t>
+      </w:r>
+      <w:proofErr w:type="spellStart"/>
+      <w:r>
+        <w:t>artisan</w:t>
+      </w:r>
+      <w:proofErr w:type="spellEnd"/>
+      <w:r>
+        <w:t xml:space="preserve"> </w:t>
+      </w:r>
+      <w:proofErr w:type="spellStart"/>
+      <w:proofErr w:type="gramStart"/>
+      <w:r>
+        <w:t>make:listener</w:t>
+      </w:r>
+      <w:proofErr w:type="spellEnd"/>
+      <w:proofErr w:type="gramEnd"/>
+      <w:r>
+        <w:t xml:space="preserve"> </w:t>
+      </w:r>
+      <w:proofErr w:type="spellStart"/>
+      <w:r>
+        <w:t>VideoUploaded</w:t>
+      </w:r>
+      <w:proofErr w:type="spellEnd"/>
+      <w:r>
+        <w:t>\</w:t>
+      </w:r>
+      <w:proofErr w:type="spellStart"/>
+      <w:r>
+        <w:t>ProcessLessonVideo</w:t>
+      </w:r>
+      <w:proofErr w:type="spellEnd"/>
+    </w:p>
+    <w:p/>
+    <w:p/>
+    <w:p>
+      <w:r>
+        <w:t xml:space="preserve">tener el código lo </w:t>
+      </w:r>
+      <w:proofErr w:type="spellStart"/>
+      <w:r>
+        <w:t>mas</w:t>
+      </w:r>
+      <w:proofErr w:type="spellEnd"/>
+      <w:r>
+        <w:t xml:space="preserve"> separado posible</w:t>
+      </w:r>
+    </w:p>
+    <w:p/>
+    <w:p>
+      <w:pPr>
+        <w:ind w:firstLine="708"/>
+      </w:pPr>
+    </w:p>
+    <w:p>
+      <w:pPr>
+        <w:ind w:firstLine="708"/>
+      </w:pPr>
+    </w:p>
+    <w:p>
+      <w:pPr>
+        <w:ind w:firstLine="708"/>
+      </w:pPr>
+      <w:r>
+        <w:lastRenderedPageBreak/>
+        <w:drawing>
+          <wp:anchor distT="0" distB="0" distL="114300" distR="114300" simplePos="0" relativeHeight="251684864" behindDoc="0" locked="0" layoutInCell="1" allowOverlap="1" wp14:anchorId="3E302DD0" wp14:editId="5BD65C11">
+            <wp:simplePos x="0" y="0"/>
+            <wp:positionH relativeFrom="column">
+              <wp:posOffset>222885</wp:posOffset>
+            </wp:positionH>
+            <wp:positionV relativeFrom="paragraph">
+              <wp:posOffset>-328295</wp:posOffset>
+            </wp:positionV>
+            <wp:extent cx="2286000" cy="1752600"/>
+            <wp:effectExtent l="0" t="0" r="0" b="0"/>
+            <wp:wrapNone/>
+            <wp:docPr id="1171934624" name="Imagen 1" descr="Interfaz de usuario gráfica, Aplicación&#10;&#10;El contenido generado por IA puede ser incorrecto."/>
+            <wp:cNvGraphicFramePr>
+              <a:graphicFrameLocks xmlns:a="http://schemas.openxmlformats.org/drawingml/2006/main" noChangeAspect="1"/>
+            </wp:cNvGraphicFramePr>
+            <a:graphic xmlns:a="http://schemas.openxmlformats.org/drawingml/2006/main">
+              <a:graphicData uri="http://schemas.openxmlformats.org/drawingml/2006/picture">
+                <pic:pic xmlns:pic="http://schemas.openxmlformats.org/drawingml/2006/picture">
+                  <pic:nvPicPr>
+                    <pic:cNvPr id="1171934624" name="Imagen 1" descr="Interfaz de usuario gráfica, Aplicación&#10;&#10;El contenido generado por IA puede ser incorrecto."/>
+                    <pic:cNvPicPr/>
+                  </pic:nvPicPr>
+                  <pic:blipFill>
+                    <a:blip r:embed="rId40">
+                      <a:extLst>
+                        <a:ext uri="{28A0092B-C50C-407E-A947-70E740481C1C}">
+                          <a14:useLocalDpi xmlns:a14="http://schemas.microsoft.com/office/drawing/2010/main" val="0"/>
+                        </a:ext>
+                      </a:extLst>
+                    </a:blip>
+                    <a:stretch>
+                      <a:fillRect/>
+                    </a:stretch>
+                  </pic:blipFill>
+                  <pic:spPr>
+                    <a:xfrm>
+                      <a:off x="0" y="0"/>
+                      <a:ext cx="2286000" cy="1752600"/>
+                    </a:xfrm>
+                    <a:prstGeom prst="rect">
+                      <a:avLst/>
+                    </a:prstGeom>
+                  </pic:spPr>
+                </pic:pic>
+              </a:graphicData>
+            </a:graphic>
+            <wp14:sizeRelH relativeFrom="page">
+              <wp14:pctWidth>0</wp14:pctWidth>
+            </wp14:sizeRelH>
+            <wp14:sizeRelV relativeFrom="page">
+              <wp14:pctHeight>0</wp14:pctHeight>
+            </wp14:sizeRelV>
+          </wp:anchor>
+        </w:drawing>
+      </w:r>
+    </w:p>
+    <w:p>
+      <w:pPr>
+        <w:ind w:firstLine="708"/>
+      </w:pPr>
+    </w:p>
+    <w:p/>
+    <w:p/>
+    <w:p/>
+    <w:p/>
+    <w:p>
+      <w:r>
+        <w:drawing>
+          <wp:anchor distT="0" distB="0" distL="114300" distR="114300" simplePos="0" relativeHeight="251686912" behindDoc="0" locked="0" layoutInCell="1" allowOverlap="1" wp14:anchorId="6B1CD7E1" wp14:editId="1BFAD6E8">
+            <wp:simplePos x="0" y="0"/>
+            <wp:positionH relativeFrom="column">
+              <wp:posOffset>1905</wp:posOffset>
+            </wp:positionH>
+            <wp:positionV relativeFrom="paragraph">
+              <wp:posOffset>0</wp:posOffset>
+            </wp:positionV>
+            <wp:extent cx="5612130" cy="247015"/>
+            <wp:effectExtent l="0" t="0" r="7620" b="635"/>
+            <wp:wrapNone/>
+            <wp:docPr id="1758592149" name="Imagen 1"/>
+            <wp:cNvGraphicFramePr>
+              <a:graphicFrameLocks xmlns:a="http://schemas.openxmlformats.org/drawingml/2006/main" noChangeAspect="1"/>
+            </wp:cNvGraphicFramePr>
+            <a:graphic xmlns:a="http://schemas.openxmlformats.org/drawingml/2006/main">
+              <a:graphicData uri="http://schemas.openxmlformats.org/drawingml/2006/picture">
+                <pic:pic xmlns:pic="http://schemas.openxmlformats.org/drawingml/2006/picture">
+                  <pic:nvPicPr>
+                    <pic:cNvPr id="1758592149" name=""/>
+                    <pic:cNvPicPr/>
+                  </pic:nvPicPr>
+                  <pic:blipFill>
+                    <a:blip r:embed="rId41">
+                      <a:extLst>
+                        <a:ext uri="{28A0092B-C50C-407E-A947-70E740481C1C}">
+                          <a14:useLocalDpi xmlns:a14="http://schemas.microsoft.com/office/drawing/2010/main" val="0"/>
+                        </a:ext>
+                      </a:extLst>
+                    </a:blip>
+                    <a:stretch>
+                      <a:fillRect/>
+                    </a:stretch>
+                  </pic:blipFill>
+                  <pic:spPr>
+                    <a:xfrm>
+                      <a:off x="0" y="0"/>
+                      <a:ext cx="5612130" cy="247015"/>
+                    </a:xfrm>
+                    <a:prstGeom prst="rect">
+                      <a:avLst/>
+                    </a:prstGeom>
+                  </pic:spPr>
+                </pic:pic>
+              </a:graphicData>
+            </a:graphic>
+            <wp14:sizeRelH relativeFrom="page">
+              <wp14:pctWidth>0</wp14:pctWidth>
+            </wp14:sizeRelH>
+            <wp14:sizeRelV relativeFrom="page">
+              <wp14:pctHeight>0</wp14:pctHeight>
+            </wp14:sizeRelV>
+          </wp:anchor>
+        </w:drawing>
+      </w:r>
+    </w:p>
+    <w:p/>
+    <w:p>
+      <w:proofErr w:type="spellStart"/>
+      <w:r>
+        <w:t>implements</w:t>
+      </w:r>
+      <w:proofErr w:type="spellEnd"/>
+      <w:r>
+        <w:t xml:space="preserve"> </w:t>
+      </w:r>
+      <w:proofErr w:type="spellStart"/>
+      <w:r>
+        <w:t>ShouldQueue</w:t>
+      </w:r>
+      <w:proofErr w:type="spellEnd"/>
+      <w:r>
+        <w:t xml:space="preserve"> en el </w:t>
+      </w:r>
+      <w:proofErr w:type="spellStart"/>
+      <w:r>
+        <w:t>listener</w:t>
+      </w:r>
+      <w:proofErr w:type="spellEnd"/>
+    </w:p>
+    <w:p>
+      <w:r>
+        <w:drawing>
+          <wp:anchor distT="0" distB="0" distL="114300" distR="114300" simplePos="0" relativeHeight="251685888" behindDoc="0" locked="0" layoutInCell="1" allowOverlap="1" wp14:anchorId="711943FE" wp14:editId="1566E4A7">
+            <wp:simplePos x="0" y="0"/>
+            <wp:positionH relativeFrom="margin">
+              <wp:posOffset>-30480</wp:posOffset>
+            </wp:positionH>
+            <wp:positionV relativeFrom="paragraph">
+              <wp:posOffset>163830</wp:posOffset>
+            </wp:positionV>
+            <wp:extent cx="6397967" cy="1752600"/>
+            <wp:effectExtent l="0" t="0" r="3175" b="0"/>
+            <wp:wrapNone/>
+            <wp:docPr id="1522798775" name="Imagen 1" descr="Interfaz de usuario gráfica, Texto, Aplicación&#10;&#10;El contenido generado por IA puede ser incorrecto."/>
+            <wp:cNvGraphicFramePr>
+              <a:graphicFrameLocks xmlns:a="http://schemas.openxmlformats.org/drawingml/2006/main" noChangeAspect="1"/>
+            </wp:cNvGraphicFramePr>
+            <a:graphic xmlns:a="http://schemas.openxmlformats.org/drawingml/2006/main">
+              <a:graphicData uri="http://schemas.openxmlformats.org/drawingml/2006/picture">
+                <pic:pic xmlns:pic="http://schemas.openxmlformats.org/drawingml/2006/picture">
+                  <pic:nvPicPr>
+                    <pic:cNvPr id="1522798775" name="Imagen 1" descr="Interfaz de usuario gráfica, Texto, Aplicación&#10;&#10;El contenido generado por IA puede ser incorrecto."/>
+                    <pic:cNvPicPr/>
+                  </pic:nvPicPr>
+                  <pic:blipFill>
+                    <a:blip r:embed="rId42">
+                      <a:extLst>
+                        <a:ext uri="{28A0092B-C50C-407E-A947-70E740481C1C}">
+                          <a14:useLocalDpi xmlns:a14="http://schemas.microsoft.com/office/drawing/2010/main" val="0"/>
+                        </a:ext>
+                      </a:extLst>
+                    </a:blip>
+                    <a:stretch>
+                      <a:fillRect/>
+                    </a:stretch>
+                  </pic:blipFill>
+                  <pic:spPr>
+                    <a:xfrm>
+                      <a:off x="0" y="0"/>
+                      <a:ext cx="6397967" cy="1752600"/>
+                    </a:xfrm>
+                    <a:prstGeom prst="rect">
+                      <a:avLst/>
+                    </a:prstGeom>
+                  </pic:spPr>
+                </pic:pic>
+              </a:graphicData>
+            </a:graphic>
+            <wp14:sizeRelH relativeFrom="page">
+              <wp14:pctWidth>0</wp14:pctWidth>
+            </wp14:sizeRelH>
+            <wp14:sizeRelV relativeFrom="page">
+              <wp14:pctHeight>0</wp14:pctHeight>
+            </wp14:sizeRelV>
+          </wp:anchor>
+        </w:drawing>
+      </w:r>
+    </w:p>
+    <w:p/>
+    <w:p/>
+    <w:p/>
+    <w:p/>
+    <w:p/>
+    <w:p/>
+    <w:p>
+      <w:r>
+        <w:t>Los datos extras del video van a Jobs</w:t>
+      </w:r>
+    </w:p>
+    <w:p/>
+    <w:p>
+      <w:proofErr w:type="spellStart"/>
+      <w:r>
+        <w:t>php</w:t>
+      </w:r>
+      <w:proofErr w:type="spellEnd"/>
+      <w:r>
+        <w:t xml:space="preserve"> </w:t>
+      </w:r>
+      <w:proofErr w:type="spellStart"/>
+      <w:r>
+        <w:t>artisan</w:t>
+      </w:r>
+      <w:proofErr w:type="spellEnd"/>
+      <w:r>
+        <w:t xml:space="preserve"> </w:t>
+      </w:r>
+      <w:proofErr w:type="spellStart"/>
+      <w:proofErr w:type="gramStart"/>
+      <w:r>
+        <w:t>queue:work</w:t>
+      </w:r>
+      <w:proofErr w:type="spellEnd"/>
+      <w:proofErr w:type="gramEnd"/>
+    </w:p>
+    <w:p>
+      <w:r>
+        <w:drawing>
+          <wp:anchor distT="0" distB="0" distL="114300" distR="114300" simplePos="0" relativeHeight="251688960" behindDoc="0" locked="0" layoutInCell="1" allowOverlap="1" wp14:anchorId="29EEB8F4" wp14:editId="18DEE300">
+            <wp:simplePos x="0" y="0"/>
+            <wp:positionH relativeFrom="column">
+              <wp:posOffset>169545</wp:posOffset>
+            </wp:positionH>
+            <wp:positionV relativeFrom="paragraph">
+              <wp:posOffset>5715</wp:posOffset>
+            </wp:positionV>
+            <wp:extent cx="4648200" cy="853440"/>
+            <wp:effectExtent l="0" t="0" r="0" b="3810"/>
+            <wp:wrapNone/>
+            <wp:docPr id="805912902" name="Imagen 1" descr="Interfaz de usuario gráfica, Aplicación, Teams&#10;&#10;El contenido generado por IA puede ser incorrecto."/>
+            <wp:cNvGraphicFramePr>
+              <a:graphicFrameLocks xmlns:a="http://schemas.openxmlformats.org/drawingml/2006/main" noChangeAspect="1"/>
+            </wp:cNvGraphicFramePr>
+            <a:graphic xmlns:a="http://schemas.openxmlformats.org/drawingml/2006/main">
+              <a:graphicData uri="http://schemas.openxmlformats.org/drawingml/2006/picture">
+                <pic:pic xmlns:pic="http://schemas.openxmlformats.org/drawingml/2006/picture">
+                  <pic:nvPicPr>
+                    <pic:cNvPr id="805912902" name="Imagen 1" descr="Interfaz de usuario gráfica, Aplicación, Teams&#10;&#10;El contenido generado por IA puede ser incorrecto."/>
+                    <pic:cNvPicPr/>
+                  </pic:nvPicPr>
+                  <pic:blipFill>
+                    <a:blip r:embed="rId43">
+                      <a:extLst>
+                        <a:ext uri="{28A0092B-C50C-407E-A947-70E740481C1C}">
+                          <a14:useLocalDpi xmlns:a14="http://schemas.microsoft.com/office/drawing/2010/main" val="0"/>
+                        </a:ext>
+                      </a:extLst>
+                    </a:blip>
+                    <a:stretch>
+                      <a:fillRect/>
+                    </a:stretch>
+                  </pic:blipFill>
+                  <pic:spPr>
+                    <a:xfrm>
+                      <a:off x="0" y="0"/>
+                      <a:ext cx="4648200" cy="853440"/>
+                    </a:xfrm>
+                    <a:prstGeom prst="rect">
+                      <a:avLst/>
+                    </a:prstGeom>
+                  </pic:spPr>
+                </pic:pic>
+              </a:graphicData>
+            </a:graphic>
+            <wp14:sizeRelH relativeFrom="page">
+              <wp14:pctWidth>0</wp14:pctWidth>
+            </wp14:sizeRelH>
+            <wp14:sizeRelV relativeFrom="page">
+              <wp14:pctHeight>0</wp14:pctHeight>
+            </wp14:sizeRelV>
+          </wp:anchor>
+        </w:drawing>
+      </w:r>
+      <w:proofErr w:type="spellStart"/>
+      <w:r>
+        <w:t>vacia</w:t>
+      </w:r>
+      <w:proofErr w:type="spellEnd"/>
+      <w:r>
+        <w:t xml:space="preserve"> Jobs</w:t>
+      </w:r>
+    </w:p>
+    <w:p/>
+    <w:p/>
+    <w:p/>
+    <w:p/>
+    <w:p/>
+    <w:p>
+      <w:r>
+        <w:drawing>
+          <wp:anchor distT="0" distB="0" distL="114300" distR="114300" simplePos="0" relativeHeight="251687936" behindDoc="0" locked="0" layoutInCell="1" allowOverlap="1" wp14:anchorId="74A50CB3" wp14:editId="140B94BC">
+            <wp:simplePos x="0" y="0"/>
+            <wp:positionH relativeFrom="column">
+              <wp:posOffset>222885</wp:posOffset>
+            </wp:positionH>
+            <wp:positionV relativeFrom="paragraph">
+              <wp:posOffset>257810</wp:posOffset>
+            </wp:positionV>
+            <wp:extent cx="4876800" cy="1066800"/>
+            <wp:effectExtent l="0" t="0" r="0" b="0"/>
+            <wp:wrapNone/>
+            <wp:docPr id="1927008824" name="Imagen 1" descr="Interfaz de usuario gráfica, Aplicación&#10;&#10;El contenido generado por IA puede ser incorrecto."/>
+            <wp:cNvGraphicFramePr>
+              <a:graphicFrameLocks xmlns:a="http://schemas.openxmlformats.org/drawingml/2006/main" noChangeAspect="1"/>
+            </wp:cNvGraphicFramePr>
+            <a:graphic xmlns:a="http://schemas.openxmlformats.org/drawingml/2006/main">
+              <a:graphicData uri="http://schemas.openxmlformats.org/drawingml/2006/picture">
+                <pic:pic xmlns:pic="http://schemas.openxmlformats.org/drawingml/2006/picture">
+                  <pic:nvPicPr>
+                    <pic:cNvPr id="1927008824" name="Imagen 1" descr="Interfaz de usuario gráfica, Aplicación&#10;&#10;El contenido generado por IA puede ser incorrecto."/>
+                    <pic:cNvPicPr/>
+                  </pic:nvPicPr>
+                  <pic:blipFill>
+                    <a:blip r:embed="rId44">
+                      <a:extLst>
+                        <a:ext uri="{28A0092B-C50C-407E-A947-70E740481C1C}">
+                          <a14:useLocalDpi xmlns:a14="http://schemas.microsoft.com/office/drawing/2010/main" val="0"/>
+                        </a:ext>
+                      </a:extLst>
+                    </a:blip>
+                    <a:stretch>
+                      <a:fillRect/>
+                    </a:stretch>
+                  </pic:blipFill>
+                  <pic:spPr>
+                    <a:xfrm>
+                      <a:off x="0" y="0"/>
+                      <a:ext cx="4876800" cy="1066800"/>
+                    </a:xfrm>
+                    <a:prstGeom prst="rect">
+                      <a:avLst/>
+                    </a:prstGeom>
+                  </pic:spPr>
+                </pic:pic>
+              </a:graphicData>
+            </a:graphic>
+            <wp14:sizeRelH relativeFrom="page">
+              <wp14:pctWidth>0</wp14:pctWidth>
+            </wp14:sizeRelH>
+            <wp14:sizeRelV relativeFrom="page">
+              <wp14:pctHeight>0</wp14:pctHeight>
+            </wp14:sizeRelV>
+          </wp:anchor>
+        </w:drawing>
+      </w:r>
+      <w:r>
+        <w:t xml:space="preserve">Y tira todo a </w:t>
+      </w:r>
+      <w:proofErr w:type="spellStart"/>
+      <w:r>
+        <w:t>lessons</w:t>
+      </w:r>
+      <w:proofErr w:type="spellEnd"/>
+    </w:p>
+    <w:p/>
+    <w:p/>
+    <w:p/>
+    <w:p/>
+    <w:p/>
+    <w:p/>
+    <w:p/>
+    <w:p/>
     <w:sectPr>
       <w:pgSz w:w="12240" w:h="15840"/>
       <w:pgMar w:top="1417" w:right="1701" w:bottom="1417" w:left="1701" w:header="708" w:footer="708" w:gutter="0"/>

--- a/DOCUMENTACION/AVANZE MODULOS 8-11.docx
+++ b/DOCUMENTACION/AVANZE MODULOS 8-11.docx
@@ -7181,11 +7181,454 @@
     <w:p/>
     <w:p/>
     <w:p/>
-    <w:p/>
-    <w:p/>
-    <w:p/>
-    <w:p/>
-    <w:p/>
+    <w:p>
+      <w:proofErr w:type="spellStart"/>
+      <w:r>
+        <w:lastRenderedPageBreak/>
+        <w:t>php</w:t>
+      </w:r>
+      <w:proofErr w:type="spellEnd"/>
+      <w:r>
+        <w:t xml:space="preserve"> </w:t>
+      </w:r>
+      <w:proofErr w:type="spellStart"/>
+      <w:r>
+        <w:t>artisan</w:t>
+      </w:r>
+      <w:proofErr w:type="spellEnd"/>
+      <w:r>
+        <w:t xml:space="preserve"> </w:t>
+      </w:r>
+      <w:proofErr w:type="spellStart"/>
+      <w:proofErr w:type="gramStart"/>
+      <w:r>
+        <w:t>queue:work</w:t>
+      </w:r>
+      <w:proofErr w:type="spellEnd"/>
+      <w:proofErr w:type="gramEnd"/>
+    </w:p>
+    <w:p/>
+    <w:p/>
+    <w:p>
+      <w:r>
+        <w:drawing>
+          <wp:anchor distT="0" distB="0" distL="114300" distR="114300" simplePos="0" relativeHeight="251689984" behindDoc="0" locked="0" layoutInCell="1" allowOverlap="1" wp14:anchorId="4D8C88D6" wp14:editId="5FED6342">
+            <wp:simplePos x="0" y="0"/>
+            <wp:positionH relativeFrom="margin">
+              <wp:align>left</wp:align>
+            </wp:positionH>
+            <wp:positionV relativeFrom="paragraph">
+              <wp:posOffset>285750</wp:posOffset>
+            </wp:positionV>
+            <wp:extent cx="4220845" cy="3459480"/>
+            <wp:effectExtent l="19050" t="19050" r="27305" b="26670"/>
+            <wp:wrapNone/>
+            <wp:docPr id="1448133587" name="Imagen 1"/>
+            <wp:cNvGraphicFramePr>
+              <a:graphicFrameLocks xmlns:a="http://schemas.openxmlformats.org/drawingml/2006/main" noChangeAspect="1"/>
+            </wp:cNvGraphicFramePr>
+            <a:graphic xmlns:a="http://schemas.openxmlformats.org/drawingml/2006/main">
+              <a:graphicData uri="http://schemas.openxmlformats.org/drawingml/2006/picture">
+                <pic:pic xmlns:pic="http://schemas.openxmlformats.org/drawingml/2006/picture">
+                  <pic:nvPicPr>
+                    <pic:cNvPr id="1448133587" name=""/>
+                    <pic:cNvPicPr/>
+                  </pic:nvPicPr>
+                  <pic:blipFill>
+                    <a:blip r:embed="rId45">
+                      <a:extLst>
+                        <a:ext uri="{28A0092B-C50C-407E-A947-70E740481C1C}">
+                          <a14:useLocalDpi xmlns:a14="http://schemas.microsoft.com/office/drawing/2010/main" val="0"/>
+                        </a:ext>
+                      </a:extLst>
+                    </a:blip>
+                    <a:stretch>
+                      <a:fillRect/>
+                    </a:stretch>
+                  </pic:blipFill>
+                  <pic:spPr>
+                    <a:xfrm>
+                      <a:off x="0" y="0"/>
+                      <a:ext cx="4220845" cy="3459480"/>
+                    </a:xfrm>
+                    <a:prstGeom prst="rect">
+                      <a:avLst/>
+                    </a:prstGeom>
+                    <a:ln>
+                      <a:solidFill>
+                        <a:schemeClr val="accent1"/>
+                      </a:solidFill>
+                    </a:ln>
+                  </pic:spPr>
+                </pic:pic>
+              </a:graphicData>
+            </a:graphic>
+            <wp14:sizeRelH relativeFrom="page">
+              <wp14:pctWidth>0</wp14:pctWidth>
+            </wp14:sizeRelH>
+            <wp14:sizeRelV relativeFrom="page">
+              <wp14:pctHeight>0</wp14:pctHeight>
+            </wp14:sizeRelV>
+          </wp:anchor>
+        </w:drawing>
+      </w:r>
+      <w:r>
+        <w:t>ver array de sección con lección</w:t>
+      </w:r>
+    </w:p>
+    <w:p/>
+    <w:p/>
+    <w:p/>
+    <w:p/>
+    <w:p/>
+    <w:p/>
+    <w:p/>
+    <w:p/>
+    <w:p/>
+    <w:p/>
+    <w:p/>
+    <w:p/>
+    <w:p/>
+    <w:p>
+      <w:proofErr w:type="spellStart"/>
+      <w:proofErr w:type="gramStart"/>
+      <w:r>
+        <w:t>Route</w:t>
+      </w:r>
+      <w:proofErr w:type="spellEnd"/>
+      <w:r>
+        <w:t>::</w:t>
+      </w:r>
+      <w:proofErr w:type="spellStart"/>
+      <w:r>
+        <w:t>get</w:t>
+      </w:r>
+      <w:proofErr w:type="spellEnd"/>
+      <w:r>
+        <w:t>(</w:t>
+      </w:r>
+      <w:proofErr w:type="gramEnd"/>
+      <w:r>
+        <w:t xml:space="preserve">'prueba', </w:t>
+      </w:r>
+      <w:proofErr w:type="spellStart"/>
+      <w:r>
+        <w:t>function</w:t>
+      </w:r>
+      <w:proofErr w:type="spellEnd"/>
+      <w:r>
+        <w:t xml:space="preserve"> () {</w:t>
+      </w:r>
+    </w:p>
+    <w:p>
+      <w:r>
+        <w:t>    $</w:t>
+      </w:r>
+      <w:proofErr w:type="spellStart"/>
+      <w:r>
+        <w:t>course</w:t>
+      </w:r>
+      <w:proofErr w:type="spellEnd"/>
+      <w:r>
+        <w:t xml:space="preserve"> = </w:t>
+      </w:r>
+      <w:proofErr w:type="spellStart"/>
+      <w:proofErr w:type="gramStart"/>
+      <w:r>
+        <w:t>Course</w:t>
+      </w:r>
+      <w:proofErr w:type="spellEnd"/>
+      <w:r>
+        <w:t>::</w:t>
+      </w:r>
+      <w:proofErr w:type="spellStart"/>
+      <w:r>
+        <w:t>first</w:t>
+      </w:r>
+      <w:proofErr w:type="spellEnd"/>
+      <w:r>
+        <w:t>(</w:t>
+      </w:r>
+      <w:proofErr w:type="gramEnd"/>
+      <w:r>
+        <w:t>);</w:t>
+      </w:r>
+    </w:p>
+    <w:p>
+      <w:r>
+        <w:t>    /* $</w:t>
+      </w:r>
+      <w:proofErr w:type="spellStart"/>
+      <w:r>
+        <w:t>sections</w:t>
+      </w:r>
+      <w:proofErr w:type="spellEnd"/>
+      <w:r>
+        <w:t xml:space="preserve"> = $</w:t>
+      </w:r>
+      <w:proofErr w:type="spellStart"/>
+      <w:r>
+        <w:t>course</w:t>
+      </w:r>
+      <w:proofErr w:type="spellEnd"/>
+      <w:r>
+        <w:t>-&gt;</w:t>
+      </w:r>
+      <w:proofErr w:type="spellStart"/>
+      <w:r>
+        <w:t>sections</w:t>
+      </w:r>
+      <w:proofErr w:type="spellEnd"/>
+    </w:p>
+    <w:p>
+      <w:r>
+        <w:t>    -&gt;</w:t>
+      </w:r>
+      <w:proofErr w:type="spellStart"/>
+      <w:r>
+        <w:t>with</w:t>
+      </w:r>
+      <w:proofErr w:type="spellEnd"/>
+      <w:r>
+        <w:t>('</w:t>
+      </w:r>
+      <w:proofErr w:type="spellStart"/>
+      <w:r>
+        <w:t>lessons</w:t>
+      </w:r>
+      <w:proofErr w:type="spellEnd"/>
+      <w:r>
+        <w:t>')</w:t>
+      </w:r>
+    </w:p>
+    <w:p>
+      <w:r>
+        <w:t>    -&gt;</w:t>
+      </w:r>
+      <w:proofErr w:type="spellStart"/>
+      <w:proofErr w:type="gramStart"/>
+      <w:r>
+        <w:t>get</w:t>
+      </w:r>
+      <w:proofErr w:type="spellEnd"/>
+      <w:r>
+        <w:t>(</w:t>
+      </w:r>
+      <w:proofErr w:type="gramEnd"/>
+      <w:r>
+        <w:t>); */</w:t>
+      </w:r>
+    </w:p>
+    <w:p>
+      <w:r>
+        <w:t>    $</w:t>
+      </w:r>
+      <w:proofErr w:type="spellStart"/>
+      <w:r>
+        <w:t>sections</w:t>
+      </w:r>
+      <w:proofErr w:type="spellEnd"/>
+      <w:r>
+        <w:t xml:space="preserve"> = $</w:t>
+      </w:r>
+      <w:proofErr w:type="spellStart"/>
+      <w:r>
+        <w:t>course</w:t>
+      </w:r>
+      <w:proofErr w:type="spellEnd"/>
+      <w:r>
+        <w:t>-&gt;</w:t>
+      </w:r>
+      <w:proofErr w:type="spellStart"/>
+      <w:r>
+        <w:t>sections</w:t>
+      </w:r>
+      <w:proofErr w:type="spellEnd"/>
+      <w:r>
+        <w:t>-&gt;load('</w:t>
+      </w:r>
+      <w:proofErr w:type="spellStart"/>
+      <w:r>
+        <w:t>lessons</w:t>
+      </w:r>
+      <w:proofErr w:type="spellEnd"/>
+      <w:r>
+        <w:t>');</w:t>
+      </w:r>
+    </w:p>
+    <w:p>
+      <w:r>
+        <w:t xml:space="preserve">    </w:t>
+      </w:r>
+      <w:proofErr w:type="spellStart"/>
+      <w:r>
+        <w:t>return</w:t>
+      </w:r>
+      <w:proofErr w:type="spellEnd"/>
+      <w:r>
+        <w:t xml:space="preserve"> $</w:t>
+      </w:r>
+      <w:proofErr w:type="spellStart"/>
+      <w:r>
+        <w:t>sections</w:t>
+      </w:r>
+      <w:proofErr w:type="spellEnd"/>
+      <w:r>
+        <w:t>;</w:t>
+      </w:r>
+    </w:p>
+    <w:p/>
+    <w:p>
+      <w:r>
+        <w:t>});</w:t>
+      </w:r>
+    </w:p>
+    <w:p/>
+    <w:p/>
+    <w:p>
+      <w:pPr>
+        <w:tabs>
+          <w:tab w:val="left" w:pos="3552"/>
+        </w:tabs>
+      </w:pPr>
+      <w:r>
+        <w:tab/>
+      </w:r>
+    </w:p>
+    <w:p>
+      <w:pPr>
+        <w:tabs>
+          <w:tab w:val="left" w:pos="3552"/>
+        </w:tabs>
+      </w:pPr>
+      <w:r>
+        <w:lastRenderedPageBreak/>
+        <w:t>Para que se muestre sección 1, sección 2, sección 3 y así</w:t>
+      </w:r>
+    </w:p>
+    <w:p>
+      <w:pPr>
+        <w:tabs>
+          <w:tab w:val="left" w:pos="3552"/>
+        </w:tabs>
+      </w:pPr>
+    </w:p>
+    <w:p>
+      <w:pPr>
+        <w:tabs>
+          <w:tab w:val="left" w:pos="3552"/>
+        </w:tabs>
+        <w:rPr>
+          <w:b/>
+          <w:bCs/>
+        </w:rPr>
+      </w:pPr>
+      <w:proofErr w:type="spellStart"/>
+      <w:r>
+        <w:rPr>
+          <w:b/>
+          <w:bCs/>
+        </w:rPr>
+        <w:t>ManageSections.php</w:t>
+      </w:r>
+      <w:proofErr w:type="spellEnd"/>
+    </w:p>
+    <w:p>
+      <w:pPr>
+        <w:tabs>
+          <w:tab w:val="left" w:pos="3552"/>
+        </w:tabs>
+      </w:pPr>
+    </w:p>
+    <w:p>
+      <w:pPr>
+        <w:tabs>
+          <w:tab w:val="left" w:pos="3552"/>
+        </w:tabs>
+      </w:pPr>
+    </w:p>
+    <w:p>
+      <w:pPr>
+        <w:tabs>
+          <w:tab w:val="left" w:pos="3552"/>
+        </w:tabs>
+      </w:pPr>
+    </w:p>
+    <w:p>
+      <w:pPr>
+        <w:tabs>
+          <w:tab w:val="left" w:pos="3552"/>
+        </w:tabs>
+      </w:pPr>
+    </w:p>
+    <w:p>
+      <w:pPr>
+        <w:tabs>
+          <w:tab w:val="left" w:pos="3552"/>
+        </w:tabs>
+      </w:pPr>
+    </w:p>
+    <w:p>
+      <w:pPr>
+        <w:tabs>
+          <w:tab w:val="left" w:pos="3552"/>
+        </w:tabs>
+      </w:pPr>
+    </w:p>
+    <w:p>
+      <w:pPr>
+        <w:tabs>
+          <w:tab w:val="left" w:pos="3552"/>
+        </w:tabs>
+      </w:pPr>
+    </w:p>
+    <w:p>
+      <w:pPr>
+        <w:tabs>
+          <w:tab w:val="left" w:pos="3552"/>
+        </w:tabs>
+      </w:pPr>
+    </w:p>
+    <w:p>
+      <w:pPr>
+        <w:tabs>
+          <w:tab w:val="left" w:pos="3552"/>
+        </w:tabs>
+      </w:pPr>
+    </w:p>
+    <w:p>
+      <w:pPr>
+        <w:tabs>
+          <w:tab w:val="left" w:pos="3552"/>
+        </w:tabs>
+      </w:pPr>
+    </w:p>
+    <w:p>
+      <w:pPr>
+        <w:tabs>
+          <w:tab w:val="left" w:pos="3552"/>
+        </w:tabs>
+      </w:pPr>
+    </w:p>
+    <w:p>
+      <w:pPr>
+        <w:tabs>
+          <w:tab w:val="left" w:pos="3552"/>
+        </w:tabs>
+      </w:pPr>
+    </w:p>
+    <w:p>
+      <w:pPr>
+        <w:tabs>
+          <w:tab w:val="left" w:pos="3552"/>
+        </w:tabs>
+      </w:pPr>
+    </w:p>
+    <w:p>
+      <w:pPr>
+        <w:pStyle w:val="Ttulo1"/>
+      </w:pPr>
+    </w:p>
     <w:sectPr>
       <w:pgSz w:w="12240" w:h="15840"/>
       <w:pgMar w:top="1417" w:right="1701" w:bottom="1417" w:left="1701" w:header="708" w:footer="708" w:gutter="0"/>
